--- a/01_Tai_Lieu_Ky_Thuat/Technical_Documentation.docx
+++ b/01_Tai_Lieu_Ky_Thuat/Technical_Documentation.docx
@@ -19,7 +19,7 @@
           <w:color w:val="2B6CB0"/>
           <w:sz w:val="22"/>
         </w:rPr>
-        <w:t>TECHNICAL DOCUMENTATION</w:t>
+        <w:t>TÀI LIỆU KỸ THUẬT</w:t>
       </w:r>
     </w:p>
     <w:p>
@@ -34,7 +34,7 @@
           <w:color w:val="162C52"/>
           <w:sz w:val="54"/>
         </w:rPr>
-        <w:t>fairdispatch_v3_clean</w:t>
+        <w:t>FairDispatch -- MOMAQL</w:t>
       </w:r>
     </w:p>
     <w:p>
@@ -59,7 +59,7 @@
           <w:color w:val="5B6370"/>
           <w:sz w:val="25"/>
         </w:rPr>
-        <w:t>Engineering &amp; Reproducibility Guide -- companion to the Research Report; this document covers implementation, not scientific claims.</w:t>
+        <w:t>Hướng dẫn Kỹ thuật &amp; Khả năng Tái lập -- tài liệu đồng hành với Research Report; tài liệu này trình bày phần triển khai, không tranh luận lại claim khoa học.</w:t>
       </w:r>
     </w:p>
     <w:p>
@@ -73,7 +73,21 @@
           <w:color w:val="5B6370"/>
           <w:sz w:val="20"/>
         </w:rPr>
-        <w:t>Git commit at build time: 61e67221633b</w:t>
+        <w:t>Git commit tại thời điểm build: da4154b12ca9</w:t>
+      </w:r>
+    </w:p>
+    <w:p>
+      <w:pPr>
+        <w:spacing w:after="60"/>
+        <w:jc w:val="center"/>
+      </w:pPr>
+      <w:r>
+        <w:rPr>
+          <w:rFonts w:ascii="Calibri" w:hAnsi="Calibri"/>
+          <w:color w:val="5B6370"/>
+          <w:sz w:val="20"/>
+        </w:rPr>
+        <w:t>Cấu trúc mã nguồn bên dưới khớp cả với 03_Source_Code_Va_Ket_Qua/ của gói nộp này lẫn repo dev đã copy ra (fairdispatch_v3_clean/) -- cùng đường dẫn tương đối, chỉ khác tên thư mục gốc.</w:t>
       </w:r>
     </w:p>
     <w:p>
@@ -94,7 +108,7 @@
           <w:color w:val="162C52"/>
           <w:sz w:val="32"/>
         </w:rPr>
-        <w:t>1. System Overview</w:t>
+        <w:t>1. Tổng quan Hệ thống (System Overview)</w:t>
       </w:r>
     </w:p>
     <w:p>
@@ -117,22 +131,7 @@
           <w:color w:val="22252A"/>
           <w:sz w:val="21"/>
         </w:rPr>
-        <w:t>Real end-to-end pipeline executed by this repository:</w:t>
-      </w:r>
-    </w:p>
-    <w:p>
-      <w:pPr>
-        <w:spacing w:after="140"/>
-      </w:pPr>
-      <w:r>
-        <w:rPr>
-          <w:rFonts w:ascii="Cambria" w:hAnsi="Cambria"/>
-          <w:b w:val="0"/>
-          <w:i w:val="0"/>
-          <w:color w:val="B02A2A"/>
-          <w:sz w:val="21"/>
-        </w:rPr>
-        <w:t>[Missing figure: replication_pipeline.png]</w:t>
+        <w:t>FairDispatch -- MOMAQL là một bản tái lập độc lập, xây lại từ đầu, các xu hướng định tính của Kang et al. [2024], "Long-term Fairness in Ride-Hailing Platform" (ECML PKDD 2024, arXiv:2407.17839): một chính sách điều phối RL đa mục tiêu (MOMAQL) đánh đổi giữa công bằng thu nhập tài xế và hiệu quả hệ thống, dùng ước lượng giá trị nhìn trước (look-ahead) để tránh quyết định công bằng cận thị từng cửa sổ. Dự án này đánh giá ý tưởng đó trên dữ liệu taxi NYC TLC 2013 thật (912.375 huấn luyện / 195.508 kiểm định / 195.510 kiểm thử), so với 4 chính sách baseline, rồi xác minh lại mọi phát hiện trên một tập Test tách riêng theo thời gian mà implementation chưa từng thấy trong lúc phát triển (Mục 8). Tài liệu này là tài liệu đồng hành về kỹ thuật/khả năng tái lập -- không tranh luận lại claim nào được tái lập; verdict đó ("Strong Partial Trend Replication with held-out temporal support") cùng lý giải đầy đủ theo từng claim nằm ở Research Report (docs/docx_report/).</w:t>
       </w:r>
     </w:p>
     <w:p>
@@ -147,7 +146,85 @@
           <w:color w:val="22252A"/>
           <w:sz w:val="21"/>
         </w:rPr>
-        <w:t>There is no message queue, no database, no web service -- every stage is a plain Python script reading/writing local files. The simulator is a lightweight, in-process discrete-event loop (src/simulator.py), not a real-time system.</w:t>
+        <w:t>Pipeline đầu-cuối thật được thực thi bởi repo này:</w:t>
+      </w:r>
+    </w:p>
+    <w:p>
+      <w:pPr>
+        <w:jc w:val="center"/>
+      </w:pPr>
+      <w:r>
+        <w:drawing>
+          <wp:inline xmlns:a="http://schemas.openxmlformats.org/drawingml/2006/main" xmlns:pic="http://schemas.openxmlformats.org/drawingml/2006/picture">
+            <wp:extent cx="5394960" cy="950184"/>
+            <wp:docPr id="1" name="Picture 1"/>
+            <wp:cNvGraphicFramePr>
+              <a:graphicFrameLocks noChangeAspect="1"/>
+            </wp:cNvGraphicFramePr>
+            <a:graphic>
+              <a:graphicData uri="http://schemas.openxmlformats.org/drawingml/2006/picture">
+                <pic:pic>
+                  <pic:nvPicPr>
+                    <pic:cNvPr id="0" name="replication_pipeline.png"/>
+                    <pic:cNvPicPr/>
+                  </pic:nvPicPr>
+                  <pic:blipFill>
+                    <a:blip r:embed="rId10"/>
+                    <a:stretch>
+                      <a:fillRect/>
+                    </a:stretch>
+                  </pic:blipFill>
+                  <pic:spPr>
+                    <a:xfrm>
+                      <a:off x="0" y="0"/>
+                      <a:ext cx="5394960" cy="950184"/>
+                    </a:xfrm>
+                    <a:prstGeom prst="rect"/>
+                  </pic:spPr>
+                </pic:pic>
+              </a:graphicData>
+            </a:graphic>
+          </wp:inline>
+        </w:drawing>
+      </w:r>
+    </w:p>
+    <w:p>
+      <w:pPr>
+        <w:spacing w:after="280"/>
+        <w:jc w:val="center"/>
+      </w:pPr>
+      <w:r>
+        <w:rPr>
+          <w:rFonts w:ascii="Calibri" w:hAnsi="Calibri"/>
+          <w:b/>
+          <w:color w:val="2B6CB0"/>
+          <w:sz w:val="18"/>
+        </w:rPr>
+        <w:t xml:space="preserve">Hinh 1. </w:t>
+      </w:r>
+      <w:r>
+        <w:rPr>
+          <w:rFonts w:ascii="Cambria" w:hAnsi="Cambria"/>
+          <w:i/>
+          <w:color w:val="5B6370"/>
+          <w:sz w:val="18"/>
+        </w:rPr>
+        <w:t>Hình 1: Chuyến đi NYC TLC 2013 thật -&gt; lọc Manhattan + chất lượng -&gt; 67 zone taxi TLC -&gt; Q(vùng,giờ) huấn luyện qua Bellman TD(0) -&gt; simulator theo lô cửa sổ 60 giây -&gt; ghép cặp Hungarian M-to-N -&gt; chỉ số utility/Gini/variance.</w:t>
+      </w:r>
+    </w:p>
+    <w:p>
+      <w:pPr>
+        <w:spacing w:after="140"/>
+      </w:pPr>
+      <w:r>
+        <w:rPr>
+          <w:rFonts w:ascii="Cambria" w:hAnsi="Cambria"/>
+          <w:b w:val="0"/>
+          <w:i w:val="0"/>
+          <w:color w:val="22252A"/>
+          <w:sz w:val="21"/>
+        </w:rPr>
+        <w:t>Không có message queue, không database, không web service -- mọi giai đoạn là một script Python thuần đọc/ghi file cục bộ. Simulator là một vòng lặp discrete-event (DES) nhẹ, chạy trong cùng process (src/simulator.py), không phải hệ thống real-time.</w:t>
       </w:r>
     </w:p>
     <w:p>
@@ -163,7 +240,7 @@
           <w:color w:val="162C52"/>
           <w:sz w:val="32"/>
         </w:rPr>
-        <w:t>2. Repository Structure</w:t>
+        <w:t>2. Cấu trúc Repository (Repository Structure)</w:t>
       </w:r>
     </w:p>
     <w:p>
@@ -192,7 +269,29 @@
           <w:color w:val="2A2E35"/>
           <w:sz w:val="18"/>
         </w:rPr>
-        <w:t>fairdispatch_v3_clean/</w:t>
+        <w:t>03_Source_Code_Va_Ket_Qua/   (thư mục gốc của gói nộp này -- cấu trúc tương đối</w:t>
+      </w:r>
+      <w:r>
+        <w:br/>
+      </w:r>
+      <w:r>
+        <w:rPr>
+          <w:rFonts w:ascii="Consolas" w:hAnsi="Consolas"/>
+          <w:color w:val="2A2E35"/>
+          <w:sz w:val="18"/>
+        </w:rPr>
+        <w:t>|                             giống hệt repo dev fairdispatch_v3_clean/ đã copy ra,</w:t>
+      </w:r>
+      <w:r>
+        <w:br/>
+      </w:r>
+      <w:r>
+        <w:rPr>
+          <w:rFonts w:ascii="Consolas" w:hAnsi="Consolas"/>
+          <w:color w:val="2A2E35"/>
+          <w:sz w:val="18"/>
+        </w:rPr>
+        <w:t>|                             chỉ khác tên thư mục gốc)</w:t>
       </w:r>
       <w:r>
         <w:br/>
@@ -214,7 +313,7 @@
           <w:color w:val="2A2E35"/>
           <w:sz w:val="18"/>
         </w:rPr>
-        <w:t>|   |-- simulator.py       Driver/SimResult dataclasses, init_drivers,</w:t>
+        <w:t>|   |-- simulator.py       dataclass Driver/SimResult, init_drivers,</w:t>
       </w:r>
       <w:r>
         <w:br/>
@@ -236,7 +335,7 @@
           <w:color w:val="2A2E35"/>
           <w:sz w:val="18"/>
         </w:rPr>
-        <w:t>|   |                      run_simulation_with_horizon, run_simulation (legacy)</w:t>
+        <w:t>|   |                      run_simulation_with_horizon, run_simulation (cũ)</w:t>
       </w:r>
       <w:r>
         <w:br/>
@@ -247,7 +346,7 @@
           <w:color w:val="2A2E35"/>
           <w:sz w:val="18"/>
         </w:rPr>
-        <w:t>|   `-- policies.py        hungarian_batch_assign + 5 policy classes (Greedy,</w:t>
+        <w:t>|   `-- policies.py        hungarian_batch_assign + 5 class policy (Greedy,</w:t>
       </w:r>
       <w:r>
         <w:br/>
@@ -269,7 +368,7 @@
           <w:color w:val="2A2E35"/>
           <w:sz w:val="18"/>
         </w:rPr>
-        <w:t>|-- common_loader.py        parquet -&gt; request-dict loader; gini/variance/std/CV</w:t>
+        <w:t>|-- common_loader.py        loader parquet -&gt; dict request; gini/variance/std/CV</w:t>
       </w:r>
       <w:r>
         <w:br/>
@@ -280,7 +379,7 @@
           <w:color w:val="2A2E35"/>
           <w:sz w:val="18"/>
         </w:rPr>
-        <w:t>|-- train_momaql.py          trains the canonical Q(zone,hour) table (single pass)</w:t>
+        <w:t>|-- train_momaql.py          huấn luyện bảng Q(vùng,giờ) canonical (1 lượt)</w:t>
       </w:r>
       <w:r>
         <w:br/>
@@ -291,7 +390,7 @@
           <w:color w:val="2A2E35"/>
           <w:sz w:val="18"/>
         </w:rPr>
-        <w:t>|-- train_momaql_multipass.py  DISCLOSED UNSTABLE -- do not use for evaluation</w:t>
+        <w:t>|-- train_momaql_multipass.py  ĐÃ CÔNG BỐ KHÔNG ỔN ĐỊNH -- không dùng để đánh giá</w:t>
       </w:r>
       <w:r>
         <w:br/>
@@ -302,7 +401,7 @@
           <w:color w:val="2A2E35"/>
           <w:sz w:val="18"/>
         </w:rPr>
-        <w:t>|-- run_r1.py                 R1: 5-policy baseline comparison</w:t>
+        <w:t>|-- run_r1.py                 R1: so sánh baseline 5 policy</w:t>
       </w:r>
       <w:r>
         <w:br/>
@@ -324,7 +423,7 @@
           <w:color w:val="2A2E35"/>
           <w:sz w:val="18"/>
         </w:rPr>
-        <w:t>|-- run_pareto_frontier.py    lambda sweep, 7 values</w:t>
+        <w:t>|-- run_pareto_frontier.py    quét lambda, 7 giá trị</w:t>
       </w:r>
       <w:r>
         <w:br/>
@@ -335,7 +434,7 @@
           <w:color w:val="2A2E35"/>
           <w:sz w:val="18"/>
         </w:rPr>
-        <w:t>|-- run_multi_horizon.py      multi-horizon trajectory + policy disagreement</w:t>
+        <w:t>|-- run_multi_horizon.py      quỹ đạo multi-horizon + tỷ lệ đổi quyết định policy</w:t>
       </w:r>
       <w:r>
         <w:br/>
@@ -346,7 +445,7 @@
           <w:color w:val="2A2E35"/>
           <w:sz w:val="18"/>
         </w:rPr>
-        <w:t>|-- run_complete_verifications.py   fleet-scale sweep + spatial disagreement</w:t>
+        <w:t>|-- run_complete_verifications.py   quét quy mô đội xe + đổi quyết định theo không gian</w:t>
       </w:r>
       <w:r>
         <w:br/>
@@ -357,7 +456,7 @@
           <w:color w:val="2A2E35"/>
           <w:sz w:val="18"/>
         </w:rPr>
-        <w:t>|-- run_spatial_candidate_pool.py   candidate-pool depth, core vs. periphery</w:t>
+        <w:t>|-- run_spatial_candidate_pool.py   độ sâu vùng ứng viên, lõi vs. ngoại vi</w:t>
       </w:r>
       <w:r>
         <w:br/>
@@ -368,7 +467,7 @@
           <w:color w:val="2A2E35"/>
           <w:sz w:val="18"/>
         </w:rPr>
-        <w:t>|-- run_q_table_convergence.py      day-by-day Q-table convergence (37 days)</w:t>
+        <w:t>|-- run_q_table_convergence.py      hội tụ bảng Q theo ngày (37 ngày)</w:t>
       </w:r>
       <w:r>
         <w:br/>
@@ -379,7 +478,7 @@
           <w:color w:val="2A2E35"/>
           <w:sz w:val="18"/>
         </w:rPr>
-        <w:t>|-- run_hypothesis1_weekly_cycle.py  weekly demand-cycle mechanism test</w:t>
+        <w:t>|-- run_hypothesis1_weekly_cycle.py  kiểm tra cơ chế chu kỳ nhu cầu tuần</w:t>
       </w:r>
       <w:r>
         <w:br/>
@@ -390,7 +489,7 @@
           <w:color w:val="2A2E35"/>
           <w:sz w:val="18"/>
         </w:rPr>
-        <w:t>|-- run_hypothesis4_fairness_balance.py  fairness/lookahead score-balance trace</w:t>
+        <w:t>|-- run_hypothesis4_fairness_balance.py  trace cân bằng score fairness/nhìn trước</w:t>
       </w:r>
       <w:r>
         <w:br/>
@@ -401,7 +500,7 @@
           <w:color w:val="2A2E35"/>
           <w:sz w:val="18"/>
         </w:rPr>
-        <w:t>|-- train_and_eval_mlp.py     real PyTorch MLP demand forecaster vs. tabular Q</w:t>
+        <w:t>|-- train_and_eval_mlp.py     MLP PyTorch thật dự báo nhu cầu vs. Q dạng bảng</w:t>
       </w:r>
       <w:r>
         <w:br/>
@@ -412,7 +511,7 @@
           <w:color w:val="2A2E35"/>
           <w:sz w:val="18"/>
         </w:rPr>
-        <w:t>|-- make_report_figures.py    regenerates every figure from reports/*.csv</w:t>
+        <w:t>|-- make_report_figures.py    sinh lại mọi hình từ reports/*.csv</w:t>
       </w:r>
       <w:r>
         <w:br/>
@@ -434,7 +533,7 @@
           <w:color w:val="2A2E35"/>
           <w:sz w:val="18"/>
         </w:rPr>
-        <w:t>|   `-- test_simulator_invariants.py   20 invariant tests</w:t>
+        <w:t>|   `-- test_simulator_invariants.py   20 test bất biến (cần có data/*.parquet</w:t>
       </w:r>
       <w:r>
         <w:br/>
@@ -445,7 +544,7 @@
           <w:color w:val="2A2E35"/>
           <w:sz w:val="18"/>
         </w:rPr>
-        <w:t>|-- data/                     train/val/test parquet splits (gitignored, see</w:t>
+        <w:t>|                                        cục bộ để chạy -- Mục 11.3)</w:t>
       </w:r>
       <w:r>
         <w:br/>
@@ -456,7 +555,7 @@
           <w:color w:val="2A2E35"/>
           <w:sz w:val="18"/>
         </w:rPr>
-        <w:t>|                              Sec. 9 for SHA-256) + trained Q-table JSON</w:t>
+        <w:t>|-- scripts/final_test/       Pipeline Final Held-out Test (Mục 8): quality</w:t>
       </w:r>
       <w:r>
         <w:br/>
@@ -467,7 +566,84 @@
           <w:color w:val="2A2E35"/>
           <w:sz w:val="18"/>
         </w:rPr>
-        <w:t>|-- reports/                  every retained CSV/JSON/PNG cited by both docs</w:t>
+        <w:t>|                              transform, script chạy baseline/ablation/long-horizon,</w:t>
+      </w:r>
+      <w:r>
+        <w:br/>
+      </w:r>
+      <w:r>
+        <w:rPr>
+          <w:rFonts w:ascii="Consolas" w:hAnsi="Consolas"/>
+          <w:color w:val="2A2E35"/>
+          <w:sz w:val="18"/>
+        </w:rPr>
+        <w:t>|                              script tổng hợp claim assessment</w:t>
+      </w:r>
+      <w:r>
+        <w:br/>
+      </w:r>
+      <w:r>
+        <w:rPr>
+          <w:rFonts w:ascii="Consolas" w:hAnsi="Consolas"/>
+          <w:color w:val="2A2E35"/>
+          <w:sz w:val="18"/>
+        </w:rPr>
+        <w:t>|-- data/                     các phần chia train/val/test parquet (gitignore, xem</w:t>
+      </w:r>
+      <w:r>
+        <w:br/>
+      </w:r>
+      <w:r>
+        <w:rPr>
+          <w:rFonts w:ascii="Consolas" w:hAnsi="Consolas"/>
+          <w:color w:val="2A2E35"/>
+          <w:sz w:val="18"/>
+        </w:rPr>
+        <w:t>|                              Mục 10 để lấy SHA-256) + JSON bảng Q đã huấn luyện</w:t>
+      </w:r>
+      <w:r>
+        <w:br/>
+      </w:r>
+      <w:r>
+        <w:rPr>
+          <w:rFonts w:ascii="Consolas" w:hAnsi="Consolas"/>
+          <w:color w:val="2A2E35"/>
+          <w:sz w:val="18"/>
+        </w:rPr>
+        <w:t>|-- reports/                  mọi CSV/JSON/PNG Validation được giữ lại, trích dẫn ở cả 2 tài liệu</w:t>
+      </w:r>
+      <w:r>
+        <w:br/>
+      </w:r>
+      <w:r>
+        <w:rPr>
+          <w:rFonts w:ascii="Consolas" w:hAnsi="Consolas"/>
+          <w:color w:val="2A2E35"/>
+          <w:sz w:val="18"/>
+        </w:rPr>
+        <w:t>|-- final_test/               Kết quả Final Held-out Test (Mục 8): protocol,</w:t>
+      </w:r>
+      <w:r>
+        <w:br/>
+      </w:r>
+      <w:r>
+        <w:rPr>
+          <w:rFonts w:ascii="Consolas" w:hAnsi="Consolas"/>
+          <w:color w:val="2A2E35"/>
+          <w:sz w:val="18"/>
+        </w:rPr>
+        <w:t>|                              data quality gate, kết quả từng seed, claim</w:t>
+      </w:r>
+      <w:r>
+        <w:br/>
+      </w:r>
+      <w:r>
+        <w:rPr>
+          <w:rFonts w:ascii="Consolas" w:hAnsi="Consolas"/>
+          <w:color w:val="2A2E35"/>
+          <w:sz w:val="18"/>
+        </w:rPr>
+        <w:t>|                              assessment, mentor summary, hình, log</w:t>
       </w:r>
       <w:r>
         <w:br/>
@@ -489,7 +665,7 @@
           <w:color w:val="2A2E35"/>
           <w:sz w:val="18"/>
         </w:rPr>
-        <w:t xml:space="preserve">    |-- docx_report/           Research Report (.docx) + its figures</w:t>
+        <w:t xml:space="preserve">    |-- docx_report/           Research Report (.docx) + hình của nó</w:t>
       </w:r>
       <w:r>
         <w:br/>
@@ -500,7 +676,7 @@
           <w:color w:val="2A2E35"/>
           <w:sz w:val="18"/>
         </w:rPr>
-        <w:t xml:space="preserve">    |-- techdoc/                this document</w:t>
+        <w:t xml:space="preserve">    |-- techdoc/                tài liệu này</w:t>
       </w:r>
       <w:r>
         <w:br/>
@@ -511,7 +687,7 @@
           <w:color w:val="2A2E35"/>
           <w:sz w:val="18"/>
         </w:rPr>
-        <w:t xml:space="preserve">    `-- ride_hailing_fairness_report_en(vi)/   LaTeX paper + compiled PDF</w:t>
+        <w:t xml:space="preserve">    `-- ride_hailing_fairness_report_en(vi)/   paper LaTeX + PDF đã compile</w:t>
       </w:r>
     </w:p>
     <w:p>
@@ -526,7 +702,7 @@
           <w:color w:val="5B6370"/>
           <w:sz w:val="19"/>
         </w:rPr>
-        <w:t>No dependency lockfile, package-metadata file, Dockerfile, CI workflow, or central config file exists in this repository. Every run_*.py is a standalone script with its own module-level constants (N_DRIVERS, SEEDS, etc.) -- see Sec. 7.</w:t>
+        <w:t>Repo này không có dependency lockfile, file package-metadata, Dockerfile, CI workflow, hay central config file nào. Mỗi run_*.py là một script độc lập với hằng số riêng ở cấp module (N_DRIVERS, SEEDS, v.v.) -- xem Mục 7.</w:t>
       </w:r>
     </w:p>
     <w:p>
@@ -542,7 +718,7 @@
           <w:color w:val="162C52"/>
           <w:sz w:val="32"/>
         </w:rPr>
-        <w:t>3. Environment</w:t>
+        <w:t>3. Môi trường (Environment)</w:t>
       </w:r>
     </w:p>
     <w:p>
@@ -565,7 +741,7 @@
           <w:color w:val="5B6370"/>
           <w:sz w:val="19"/>
         </w:rPr>
-        <w:t>Audited environment at build time (this is the machine this repository was last verified on -- NOT a claim that every historical experiment ran on identical hardware; no environment lockfile was retained from earlier runs).</w:t>
+        <w:t>Môi trường đã audit tại thời điểm build (đây là máy repo này được verify lần cuối -- KHÔNG tuyên bố mọi thí nghiệm lịch sử đều chạy trên phần cứng giống hệt; không giữ lại environment lockfile từ các lần chạy trước).</w:t>
       </w:r>
     </w:p>
     <w:tbl>
@@ -600,7 +776,7 @@
                 <w:color w:val="FFFFFF"/>
                 <w:sz w:val="18"/>
               </w:rPr>
-              <w:t>Component</w:t>
+              <w:t>Thành phần</w:t>
             </w:r>
           </w:p>
         </w:tc>
@@ -624,7 +800,7 @@
                 <w:color w:val="FFFFFF"/>
                 <w:sz w:val="18"/>
               </w:rPr>
-              <w:t>Value</w:t>
+              <w:t>Giá trị</w:t>
             </w:r>
           </w:p>
         </w:tc>
@@ -764,7 +940,7 @@
                 <w:color w:val="22252A"/>
                 <w:sz w:val="18"/>
               </w:rPr>
-              <w:t>Intel Core i5-10300H, 4 cores / 8 threads</w:t>
+              <w:t>Intel Core i5-10300H, 4 lõi / 8 luồng</w:t>
             </w:r>
           </w:p>
         </w:tc>
@@ -812,7 +988,7 @@
                 <w:color w:val="22252A"/>
                 <w:sz w:val="18"/>
               </w:rPr>
-              <w:t>15.8 GiB total</w:t>
+              <w:t>Tổng 15,8 GiB</w:t>
             </w:r>
           </w:p>
         </w:tc>
@@ -858,7 +1034,7 @@
                 <w:color w:val="22252A"/>
                 <w:sz w:val="18"/>
               </w:rPr>
-              <w:t>NVIDIA GeForce GTX 1650, ~4.3 GB VRAM (CUDA available)</w:t>
+              <w:t>NVIDIA GeForce GTX 1650, ~4,3 GB VRAM (có CUDA)</w:t>
             </w:r>
           </w:p>
         </w:tc>
@@ -883,7 +1059,7 @@
                 <w:color w:val="22252A"/>
                 <w:sz w:val="18"/>
               </w:rPr>
-              <w:t>Key packages</w:t>
+              <w:t>Thư viện chính</w:t>
             </w:r>
           </w:p>
         </w:tc>
@@ -946,7 +1122,7 @@
           <w:color w:val="2A2E35"/>
           <w:sz w:val="18"/>
         </w:rPr>
-        <w:t>.venv\Scripts\activate                 # Windows; source .venv/bin/activate on Linux/Mac</w:t>
+        <w:t>.venv\Scripts\activate                 # Windows; dùng source .venv/bin/activate trên Linux/Mac</w:t>
       </w:r>
       <w:r>
         <w:br/>
@@ -968,7 +1144,7 @@
           <w:color w:val="2A2E35"/>
           <w:sz w:val="18"/>
         </w:rPr>
-        <w:t>pip install torch                        # only needed for train_and_eval_mlp.py</w:t>
+        <w:t>pip install torch                        # chỉ cần cho train_and_eval_mlp.py</w:t>
       </w:r>
     </w:p>
     <w:p>
@@ -983,7 +1159,7 @@
           <w:color w:val="22252A"/>
           <w:sz w:val="21"/>
         </w:rPr>
-        <w:t>No CI/CD, no Docker image, no requirements.txt is retained in this repo -- the package list above is the audited, working set; pin exact versions if bit-for-bit reproducibility across machines matters.</w:t>
+        <w:t>Repo này không giữ CI/CD, không Docker image, không requirements.txt -- danh sách package ở trên là bộ đã audit, đang hoạt động; hãy ghim đúng version nếu cần tái lập bit-for-bit qua nhiều máy.</w:t>
       </w:r>
     </w:p>
     <w:p>
@@ -999,7 +1175,7 @@
           <w:color w:val="162C52"/>
           <w:sz w:val="32"/>
         </w:rPr>
-        <w:t>4. Data Contract</w:t>
+        <w:t>4. Hợp đồng Dữ liệu (Data Contract)</w:t>
       </w:r>
     </w:p>
     <w:p>
@@ -1042,7 +1218,7 @@
                 <w:color w:val="FFFFFF"/>
                 <w:sz w:val="18"/>
               </w:rPr>
-              <w:t>Split</w:t>
+              <w:t>Phần chia</w:t>
             </w:r>
           </w:p>
         </w:tc>
@@ -1066,7 +1242,7 @@
                 <w:color w:val="FFFFFF"/>
                 <w:sz w:val="18"/>
               </w:rPr>
-              <w:t>Role</w:t>
+              <w:t>Vai trò</w:t>
             </w:r>
           </w:p>
         </w:tc>
@@ -1112,7 +1288,7 @@
                 <w:color w:val="22252A"/>
                 <w:sz w:val="18"/>
               </w:rPr>
-              <w:t>Train Q(zone,hour) (train_momaql.py); MLP forecast sensitivity training</w:t>
+              <w:t>Huấn luyện Q(vùng,giờ) (train_momaql.py); huấn luyện MLP cho sensitivity forecast</w:t>
             </w:r>
           </w:p>
         </w:tc>
@@ -1160,7 +1336,7 @@
                 <w:color w:val="22252A"/>
                 <w:sz w:val="18"/>
               </w:rPr>
-              <w:t>Development / analysis: build+debug the simulator, compare policies, ablation, Pareto sweep, long-horizon, mechanism probes, freeze final configuration</w:t>
+              <w:t>Phát triển / phân tích: build+debug simulator, so sánh policy, ablation, quét Pareto, long-horizon, thí nghiệm cơ chế, chốt cấu hình cuối</w:t>
             </w:r>
           </w:p>
         </w:tc>
@@ -1206,7 +1382,7 @@
                 <w:color w:val="22252A"/>
                 <w:sz w:val="18"/>
               </w:rPr>
-              <w:t>Final held-out temporal verification ONLY (Sec. 8) -- never used to select lambda/gamma/alpha, never used by the live product demo</w:t>
+              <w:t>CHỈ dùng để xác minh held-out cuối cùng theo thời gian (Mục 8) -- không bao giờ dùng để chọn lambda/gamma/alpha, không bao giờ dùng bởi product demo trực tiếp</w:t>
             </w:r>
           </w:p>
         </w:tc>
@@ -1230,7 +1406,7 @@
           <w:color w:val="2B6CB0"/>
           <w:sz w:val="25"/>
         </w:rPr>
-        <w:t>4.1 Raw parquet schema (train/val/test)</w:t>
+        <w:t>4.1 Schema parquet gốc (train/val/test)</w:t>
       </w:r>
     </w:p>
     <w:p>
@@ -1245,7 +1421,7 @@
           <w:color w:val="22252A"/>
           <w:sz w:val="21"/>
         </w:rPr>
-        <w:t>Columns read by common_loader.load_requests_fast() and train_momaql.py's own loader: pickup_ts (timestamp), pickup_latitude, pickup_longitude, dropoff_latitude, dropoff_longitude, fare_amount, duration_seconds, pickup_zone_id, dropoff_zone_id. pickup_ts is absolute epoch time -- hour-of-day is derived from it directly (NOT from a per-file-relative offset), so a given hour bucket means the same real time-of-day in train.parquet as in val/test.parquet.</w:t>
+        <w:t>Các cột được common_loader.load_requests_fast() và loader riêng của train_momaql.py đọc: pickup_ts (timestamp), pickup_latitude, pickup_longitude, dropoff_latitude, dropoff_longitude, fare_amount, duration_seconds, pickup_zone_id, dropoff_zone_id. pickup_ts là epoch time tuyệt đối -- giờ-trong-ngày được tính trực tiếp từ đó (KHÔNG phải offset tương đối theo từng file), nên một khung giờ mang cùng ý nghĩa thời gian thực trong train.parquet lẫn val/test.parquet.</w:t>
       </w:r>
     </w:p>
     <w:p>
@@ -1261,7 +1437,7 @@
           <w:color w:val="2B6CB0"/>
           <w:sz w:val="25"/>
         </w:rPr>
-        <w:t>4.2 Processed request dict (in-memory, per row)</w:t>
+        <w:t>4.2 Request dict đã xử lý (in-memory, mỗi dòng)</w:t>
       </w:r>
     </w:p>
     <w:p>
@@ -1293,7 +1469,7 @@
           <w:color w:val="2A2E35"/>
           <w:sz w:val="18"/>
         </w:rPr>
-        <w:t xml:space="preserve">  "_idx": int,                    # position in the sorted request list</w:t>
+        <w:t xml:space="preserve">  "_idx": int,                    # vị trí trong danh sách request đã sắp xếp</w:t>
       </w:r>
       <w:r>
         <w:br/>
@@ -1304,7 +1480,7 @@
           <w:color w:val="2A2E35"/>
           <w:sz w:val="18"/>
         </w:rPr>
-        <w:t xml:space="preserve">  "pickup_ts": float,             # seconds, RELATIVE to this split's first row</w:t>
+        <w:t xml:space="preserve">  "pickup_ts": float,             # giây, TƯƠNG ĐỐI so với dòng đầu tiên của split này</w:t>
       </w:r>
       <w:r>
         <w:br/>
@@ -1337,7 +1513,7 @@
           <w:color w:val="2A2E35"/>
           <w:sz w:val="18"/>
         </w:rPr>
-        <w:t xml:space="preserve">  "fare_amount": float,           # real USD fare</w:t>
+        <w:t xml:space="preserve">  "fare_amount": float,           # cước phí USD thật</w:t>
       </w:r>
       <w:r>
         <w:br/>
@@ -1359,7 +1535,7 @@
           <w:color w:val="2A2E35"/>
           <w:sz w:val="18"/>
         </w:rPr>
-        <w:t xml:space="preserve">  "pickup_zone_id": int, "dropoff_zone_id": int,   # TLC taxi zone id</w:t>
+        <w:t xml:space="preserve">  "pickup_zone_id": int, "dropoff_zone_id": int,   # id zone taxi TLC</w:t>
       </w:r>
       <w:r>
         <w:br/>
@@ -1370,7 +1546,7 @@
           <w:color w:val="2A2E35"/>
           <w:sz w:val="18"/>
         </w:rPr>
-        <w:t xml:space="preserve">  "pickup_hour": int,             # 0-23, derived from ABSOLUTE epoch time</w:t>
+        <w:t xml:space="preserve">  "pickup_hour": int,             # 0-23, tính từ epoch time TUYỆT ĐỐI</w:t>
       </w:r>
       <w:r>
         <w:br/>
@@ -1408,7 +1584,7 @@
           <w:color w:val="2B6CB0"/>
           <w:sz w:val="25"/>
         </w:rPr>
-        <w:t>4.3 Driver state (src/simulator.py:Driver)</w:t>
+        <w:t>4.3 Trạng thái Driver (src/simulator.py:Driver)</w:t>
       </w:r>
     </w:p>
     <w:p>
@@ -1451,7 +1627,7 @@
           <w:color w:val="2A2E35"/>
           <w:sz w:val="18"/>
         </w:rPr>
-        <w:t xml:space="preserve">  lat, lon: float                 # current position</w:t>
+        <w:t xml:space="preserve">  lat, lon: float                 # vị trí hiện tại</w:t>
       </w:r>
       <w:r>
         <w:br/>
@@ -1462,7 +1638,7 @@
           <w:color w:val="2A2E35"/>
           <w:sz w:val="18"/>
         </w:rPr>
-        <w:t xml:space="preserve">  available_at: float             # earliest time this driver can accept a new trip</w:t>
+        <w:t xml:space="preserve">  available_at: float             # thời điểm sớm nhất driver này nhận chuyến mới</w:t>
       </w:r>
       <w:r>
         <w:br/>
@@ -1473,7 +1649,7 @@
           <w:color w:val="2A2E35"/>
           <w:sz w:val="18"/>
         </w:rPr>
-        <w:t xml:space="preserve">  total_income: float = 0.0       # accumulated net (fare - deadhead_cost)</w:t>
+        <w:t xml:space="preserve">  total_income: float = 0.0       # net tích lũy (fare - deadhead_cost)</w:t>
       </w:r>
       <w:r>
         <w:br/>
@@ -1511,7 +1687,7 @@
           <w:color w:val="2B6CB0"/>
           <w:sz w:val="25"/>
         </w:rPr>
-        <w:t>4.4 RL state / action / reward (MOMAQLPolicy)</w:t>
+        <w:t>4.4 State/Action/Reward RL (MOMAQLPolicy)</w:t>
       </w:r>
     </w:p>
     <w:p>
@@ -1525,7 +1701,7 @@
           <w:color w:val="22252A"/>
           <w:sz w:val="21"/>
         </w:rPr>
-        <w:t>State S = (pickup_zone_id, pickup_hour) of the trip a driver just took.</w:t>
+        <w:t>State S = (pickup_zone_id, pickup_hour) của chuyến driver vừa nhận.</w:t>
       </w:r>
     </w:p>
     <w:p>
@@ -1539,7 +1715,7 @@
           <w:color w:val="22252A"/>
           <w:sz w:val="21"/>
         </w:rPr>
-        <w:t>State S' = (dropoff_zone_id, dropoff_hour) of that same trip -- where/when the driver ends up.</w:t>
+        <w:t>State S' = (dropoff_zone_id, dropoff_hour) của chính chuyến đó -- driver kết thúc ở đâu/khi nào.</w:t>
       </w:r>
     </w:p>
     <w:p>
@@ -1553,7 +1729,7 @@
           <w:color w:val="22252A"/>
           <w:sz w:val="21"/>
         </w:rPr>
-        <w:t>Action = a joint M-to-N assignment for one 60-second window, solved once per window by the Hungarian algorithm (not per-request greedy choice).</w:t>
+        <w:t>Action = một phép ghép cặp joint M-to-N cho 1 cửa sổ 60 giây, giải 1 lần mỗi cửa sổ bằng thuật toán Hungarian (không phải chọn greedy từng request).</w:t>
       </w:r>
     </w:p>
     <w:p>
@@ -1567,7 +1743,7 @@
           <w:color w:val="22252A"/>
           <w:sz w:val="21"/>
         </w:rPr>
-        <w:t>Reward = fare_amount − eta_seconds × 0.0025 (deadhead cost coefficient, USD per second of pickup ETA).</w:t>
+        <w:t>Reward = fare_amount − eta_seconds × 0,0025 (hệ số chi phí deadhead, USD mỗi giây ETA đón khách).</w:t>
       </w:r>
     </w:p>
     <w:p>
@@ -1581,7 +1757,7 @@
           <w:color w:val="22252A"/>
           <w:sz w:val="21"/>
         </w:rPr>
-        <w:t>Q-table key: (zone_id: int, hour_of_day: int) -&gt; float. JSON serialization uses string keys "zone:hour" (e.g. "137:0"); MOMAQLPolicy._parse_q_table() accepts both native tuple keys and this string format.</w:t>
+        <w:t>Key bảng Q: (zone_id: int, hour_of_day: int) -&gt; float. Khi serialize JSON dùng key dạng chuỗi "zone:hour" (vd "137:0"); MOMAQLPolicy._parse_q_table() nhận cả tuple key gốc lẫn định dạng chuỗi này.</w:t>
       </w:r>
     </w:p>
     <w:p>
@@ -1597,7 +1773,7 @@
           <w:color w:val="162C52"/>
           <w:sz w:val="32"/>
         </w:rPr>
-        <w:t>5. Module Specification</w:t>
+        <w:t>5. Đặc tả Module (Module Specification)</w:t>
       </w:r>
     </w:p>
     <w:p>
@@ -1657,7 +1833,7 @@
                 <w:color w:val="FFFFFF"/>
                 <w:sz w:val="18"/>
               </w:rPr>
-              <w:t>Function</w:t>
+              <w:t>Hàm</w:t>
             </w:r>
           </w:p>
         </w:tc>
@@ -1681,7 +1857,7 @@
                 <w:color w:val="FFFFFF"/>
                 <w:sz w:val="18"/>
               </w:rPr>
-              <w:t>Input</w:t>
+              <w:t>Đầu vào</w:t>
             </w:r>
           </w:p>
         </w:tc>
@@ -1705,7 +1881,7 @@
                 <w:color w:val="FFFFFF"/>
                 <w:sz w:val="18"/>
               </w:rPr>
-              <w:t>Output</w:t>
+              <w:t>Đầu ra</w:t>
             </w:r>
           </w:p>
         </w:tc>
@@ -1751,7 +1927,7 @@
                 <w:color w:val="22252A"/>
                 <w:sz w:val="18"/>
               </w:rPr>
-              <w:t>driver count, request list, RNG seed</w:t>
+              <w:t>số lượng driver, danh sách request, seed RNG</w:t>
             </w:r>
           </w:p>
         </w:tc>
@@ -1773,7 +1949,7 @@
                 <w:color w:val="22252A"/>
                 <w:sz w:val="18"/>
               </w:rPr>
-              <w:t>list[Driver], positioned at n real pickup locations sampled from the request list</w:t>
+              <w:t>list[Driver], đặt tại n vị trí đón khách thật lấy mẫu từ danh sách request</w:t>
             </w:r>
           </w:p>
         </w:tc>
@@ -1821,7 +1997,7 @@
                 <w:color w:val="22252A"/>
                 <w:sz w:val="18"/>
               </w:rPr>
-              <w:t>driver list, one request, current time</w:t>
+              <w:t>danh sách driver, 1 request, thời điểm hiện tại</w:t>
             </w:r>
           </w:p>
         </w:tc>
@@ -1844,7 +2020,7 @@
                 <w:color w:val="22252A"/>
                 <w:sz w:val="18"/>
               </w:rPr>
-              <w:t>list of (driver, deadhead_miles, eta_seconds) for drivers free by `now` and within MAX_PICKUP_ETA_SECONDS=600s</w:t>
+              <w:t>list (driver, deadhead_miles, eta_seconds) cho driver rảnh tính tới `now` và trong ngưỡng MAX_PICKUP_ETA_SECONDS=600s</w:t>
             </w:r>
           </w:p>
         </w:tc>
@@ -1890,7 +2066,7 @@
                 <w:color w:val="22252A"/>
                 <w:sz w:val="18"/>
               </w:rPr>
-              <w:t>chosen driver + request + timing</w:t>
+              <w:t>driver đã chọn + request + thời gian</w:t>
             </w:r>
           </w:p>
         </w:tc>
@@ -1912,7 +2088,7 @@
                 <w:color w:val="22252A"/>
                 <w:sz w:val="18"/>
               </w:rPr>
-              <w:t>mutates driver state (income, position, available_at) and result totals</w:t>
+              <w:t>thay đổi trạng thái driver (income, vị trí, available_at) và tổng số của result</w:t>
             </w:r>
           </w:p>
         </w:tc>
@@ -1960,7 +2136,7 @@
                 <w:color w:val="22252A"/>
                 <w:sz w:val="18"/>
               </w:rPr>
-              <w:t>sorted request list + policy object</w:t>
+              <w:t>danh sách request đã sắp xếp + đối tượng policy</w:t>
             </w:r>
           </w:p>
         </w:tc>
@@ -1983,7 +2159,7 @@
                 <w:color w:val="22252A"/>
                 <w:sz w:val="18"/>
               </w:rPr>
-              <w:t>SimResult (per-driver income, completion count)</w:t>
+              <w:t>SimResult (thu nhập từng driver, số chuyến hoàn thành)</w:t>
             </w:r>
           </w:p>
         </w:tc>
@@ -2029,7 +2205,7 @@
                 <w:color w:val="22252A"/>
                 <w:sz w:val="18"/>
               </w:rPr>
-              <w:t>same + checkpoint days + optional comparison policy</w:t>
+              <w:t>tương tự + các ngày checkpoint + policy so sánh tùy chọn</w:t>
             </w:r>
           </w:p>
         </w:tc>
@@ -2051,7 +2227,7 @@
                 <w:color w:val="22252A"/>
                 <w:sz w:val="18"/>
               </w:rPr>
-              <w:t>(result, checkpoints dict, disagreement_rate) -- ONE trajectory, snapshotted at each checkpoint day, not independent reruns</w:t>
+              <w:t>(result, dict checkpoints, disagreement_rate) -- MỘT quỹ đạo duy nhất, chụp snapshot ở mỗi ngày checkpoint, không phải chạy lại độc lập</w:t>
             </w:r>
           </w:p>
         </w:tc>
@@ -2074,7 +2250,7 @@
           <w:color w:val="5B6370"/>
           <w:sz w:val="19"/>
         </w:rPr>
-        <w:t>Deliberate simplifications (disclosed in the module docstring): driver position is real (lat, lon), not a spatial-bucket approximation; ETA is haversine distance at a constant 12 mph, not a real road-routing model; the deadhead cost coefficient (0.0025 USD/s) is reused as-is from the parent project's frozen UtilityCoefficients, not reinvented.</w:t>
+        <w:t>Đơn giản hóa có chủ đích (đã công bố trong docstring module): vị trí driver là thật (lat, lon), không phải xấp xỉ theo ô không gian; ETA là khoảng cách haversine với tốc độ hằng số 12 mph, không phải mô hình road-routing thật; hệ số chi phí deadhead (0,0025 USD/giây) tái sử dụng nguyên trạng từ UtilityCoefficients đã đóng băng của dự án cha, không tự nghĩ lại.</w:t>
       </w:r>
     </w:p>
     <w:p>
@@ -2174,7 +2350,7 @@
                 <w:color w:val="FFFFFF"/>
                 <w:sz w:val="18"/>
               </w:rPr>
-              <w:t>Notes</w:t>
+              <w:t>Ghi chú</w:t>
             </w:r>
           </w:p>
         </w:tc>
@@ -2242,7 +2418,7 @@
                 <w:color w:val="22252A"/>
                 <w:sz w:val="18"/>
               </w:rPr>
-              <w:t>identical across candidates of one request; joint solve still maximizes served count</w:t>
+              <w:t>giống nhau giữa mọi candidate của 1 request; joint solve vẫn tối đa số chuyến phục vụ</w:t>
             </w:r>
           </w:p>
         </w:tc>
@@ -2290,7 +2466,7 @@
                 <w:color w:val="22252A"/>
                 <w:sz w:val="18"/>
               </w:rPr>
-              <w:t>(600.0 − eta) × 0.0025</w:t>
+              <w:t>(600.0 − eta) × 0,0025</w:t>
             </w:r>
           </w:p>
         </w:tc>
@@ -2313,7 +2489,7 @@
                 <w:color w:val="22252A"/>
                 <w:sz w:val="18"/>
               </w:rPr>
-              <w:t>re-centered so 0 = break-even at the feasibility cutoff; argmax(score) == argmin(eta)</w:t>
+              <w:t>định tâm lại để 0 = break-even tại ngưỡng feasibility; argmax(score) == argmin(eta)</w:t>
             </w:r>
           </w:p>
         </w:tc>
@@ -2381,7 +2557,7 @@
                 <w:color w:val="22252A"/>
                 <w:sz w:val="18"/>
               </w:rPr>
-              <w:t>argmax(score) == argmin(driver.income); fairness-only heuristic</w:t>
+              <w:t>argmax(score) == argmin(driver.income); heuristic chỉ tối ưu fairness</w:t>
             </w:r>
           </w:p>
         </w:tc>
@@ -2429,7 +2605,7 @@
                 <w:color w:val="22252A"/>
                 <w:sz w:val="18"/>
               </w:rPr>
-              <w:t>fare_amount − eta×0.0025</w:t>
+              <w:t>fare_amount − eta×0,0025</w:t>
             </w:r>
           </w:p>
         </w:tc>
@@ -2452,7 +2628,7 @@
                 <w:color w:val="22252A"/>
                 <w:sz w:val="18"/>
               </w:rPr>
-              <w:t>pure net-utility maximization, real joint M-to-N solve</w:t>
+              <w:t>tối đa hóa net-utility thuần, giải joint M-to-N thật</w:t>
             </w:r>
           </w:p>
         </w:tc>
@@ -2498,7 +2674,7 @@
                 <w:color w:val="22252A"/>
                 <w:sz w:val="18"/>
               </w:rPr>
-              <w:t>(1−λ)·[fare − eta×0.0025 + γ·Q(D_zone,D_hour)] + λ·[(mean_income−d.income)/max(mean_income,1)]·fare</w:t>
+              <w:t>(1−λ)·[fare − eta×0,0025 + γ·Q(D_zone,D_hour)] + λ·[(mean_income−d.income)/max(mean_income,1)]·fare</w:t>
             </w:r>
           </w:p>
         </w:tc>
@@ -2520,7 +2696,7 @@
                 <w:color w:val="22252A"/>
                 <w:sz w:val="18"/>
               </w:rPr>
-              <w:t>the only policy with online Q-learning (on_committed updates Q via Bellman TD(0) unless frozen=True)</w:t>
+              <w:t>policy duy nhất có Q-learning online (on_committed cập nhật Q qua Bellman TD(0) trừ khi frozen=True)</w:t>
             </w:r>
           </w:p>
         </w:tc>
@@ -2543,7 +2719,7 @@
           <w:color w:val="22252A"/>
           <w:sz w:val="21"/>
         </w:rPr>
-        <w:t>All 5 policies share ONE reference frame: hungarian_batch_assign() solves a real joint assignment via scipy.optimize.linear_sum_assignment over a (n_req+n_drv)×(n_req+n_drv) dummy-padded cost matrix, so every request/driver has a real "decline"/"idle" option at cost 0 -- this is a maximum-WEIGHT matching (paper's own sum_v I_rv ≤ 1 formulation), not maximum-cardinality.</w:t>
+        <w:t>Cả 5 policy dùng CHUNG một khung tham chiếu: hungarian_batch_assign() giải một phép ghép joint thật qua scipy.optimize.linear_sum_assignment trên ma trận chi phí (n_req+n_drv)×(n_req+n_drv) đệm dummy, nên mọi request/driver đều có lựa chọn "từ chối"/"rảnh" thật với chi phí 0 -- đây là ghép cặp maximum-WEIGHT (đúng công thức sum_v I_rv ≤ 1 của paper), không phải maximum-cardinality.</w:t>
       </w:r>
     </w:p>
     <w:p>
@@ -2594,7 +2770,7 @@
                 <w:color w:val="FFFFFF"/>
                 <w:sz w:val="18"/>
               </w:rPr>
-              <w:t>Function</w:t>
+              <w:t>Hàm</w:t>
             </w:r>
           </w:p>
         </w:tc>
@@ -2618,7 +2794,7 @@
                 <w:color w:val="FFFFFF"/>
                 <w:sz w:val="18"/>
               </w:rPr>
-              <w:t>Purpose</w:t>
+              <w:t>Mục đích</w:t>
             </w:r>
           </w:p>
         </w:tc>
@@ -2664,7 +2840,7 @@
                 <w:color w:val="22252A"/>
                 <w:sz w:val="18"/>
               </w:rPr>
-              <w:t>PyArrow-based parquet -&gt; list[dict] loader; computes pickup_hour/dropoff_hour from absolute epoch time</w:t>
+              <w:t>loader parquet -&gt; list[dict] dùng PyArrow; tính pickup_hour/dropoff_hour từ epoch time tuyệt đối</w:t>
             </w:r>
           </w:p>
         </w:tc>
@@ -2712,7 +2888,7 @@
                 <w:color w:val="22252A"/>
                 <w:sz w:val="18"/>
               </w:rPr>
-              <w:t>Gini coefficient of a list of driver incomes</w:t>
+              <w:t>hệ số Gini của danh sách thu nhập driver</w:t>
             </w:r>
           </w:p>
         </w:tc>
@@ -2758,7 +2934,7 @@
                 <w:color w:val="22252A"/>
                 <w:sz w:val="18"/>
               </w:rPr>
-              <w:t>population variance / std -- the paper's own primary fairness metric</w:t>
+              <w:t>variance/std của toàn bộ tổng thể -- metric fairness chính của chính paper</w:t>
             </w:r>
           </w:p>
         </w:tc>
@@ -2806,7 +2982,7 @@
                 <w:color w:val="22252A"/>
                 <w:sz w:val="18"/>
               </w:rPr>
-              <w:t>std/mean; NaN-guarded when |mean| &lt; 1e-9 (unstable when mean utility is near zero)</w:t>
+              <w:t>std/mean; chặn NaN khi |mean| &lt; 1e-9 (không ổn định khi utility trung bình gần 0)</w:t>
             </w:r>
           </w:p>
         </w:tc>
@@ -2830,7 +3006,7 @@
           <w:color w:val="162C52"/>
           <w:sz w:val="32"/>
         </w:rPr>
-        <w:t>6. Algorithm / Pseudocode</w:t>
+        <w:t>6. Thuật toán / Pseudocode (Algorithm)</w:t>
       </w:r>
     </w:p>
     <w:p>
@@ -2854,7 +3030,7 @@
           <w:color w:val="2B6CB0"/>
           <w:sz w:val="25"/>
         </w:rPr>
-        <w:t>6.1 Batched dispatch loop (run_simulation_batched)</w:t>
+        <w:t>6.1 Vòng lặp dispatch theo lô (run_simulation_batched)</w:t>
       </w:r>
     </w:p>
     <w:p>
@@ -2875,7 +3051,7 @@
           <w:color w:val="2A2E35"/>
           <w:sz w:val="18"/>
         </w:rPr>
-        <w:t>for each 60-second window, in real pickup_ts order:</w:t>
+        <w:t>mỗi cửa sổ 60 giây, theo đúng thứ tự pickup_ts thật:</w:t>
       </w:r>
       <w:r>
         <w:br/>
@@ -2886,7 +3062,7 @@
           <w:color w:val="2A2E35"/>
           <w:sz w:val="18"/>
         </w:rPr>
-        <w:t xml:space="preserve">    window_reqs = requests with pickup_ts in [window_start, window_start+60s)</w:t>
+        <w:t xml:space="preserve">    window_reqs = request có pickup_ts trong [window_start, window_start+60s)</w:t>
       </w:r>
       <w:r>
         <w:br/>
@@ -2919,7 +3095,7 @@
           <w:color w:val="2A2E35"/>
           <w:sz w:val="18"/>
         </w:rPr>
-        <w:t xml:space="preserve">            # free by window_start AND eta &lt;= 600s</w:t>
+        <w:t xml:space="preserve">            # rảnh tính tới window_start VÀ eta &lt;= 600s</w:t>
       </w:r>
       <w:r>
         <w:br/>
@@ -2952,7 +3128,7 @@
           <w:color w:val="2A2E35"/>
           <w:sz w:val="18"/>
         </w:rPr>
-        <w:t xml:space="preserve">        # -&gt; real joint Hungarian solve, decline option at cost 0</w:t>
+        <w:t xml:space="preserve">        # -&gt; giải Hungarian joint thật, có lựa chọn từ chối chi phí 0</w:t>
       </w:r>
       <w:r>
         <w:br/>
@@ -2985,7 +3161,7 @@
           <w:color w:val="2A2E35"/>
           <w:sz w:val="18"/>
         </w:rPr>
-        <w:t xml:space="preserve">        if driver already used this window: skip   # policy-bug guard</w:t>
+        <w:t xml:space="preserve">        if driver đã dùng trong cửa sổ này: skip   # chặn lỗi policy</w:t>
       </w:r>
       <w:r>
         <w:br/>
@@ -3040,7 +3216,7 @@
           <w:color w:val="2A2E35"/>
           <w:sz w:val="18"/>
         </w:rPr>
-        <w:t xml:space="preserve">            # MOMAQL only: online Bellman TD(0) update (skipped if frozen)</w:t>
+        <w:t xml:space="preserve">            # chỉ MOMAQL: cập nhật Bellman TD(0) online (bỏ qua nếu frozen)</w:t>
       </w:r>
     </w:p>
     <w:p>
@@ -3056,7 +3232,7 @@
           <w:color w:val="2B6CB0"/>
           <w:sz w:val="25"/>
         </w:rPr>
-        <w:t>6.2 MOMAQL score and Q-update</w:t>
+        <w:t>6.2 Score MOMAQL và cập nhật Q</w:t>
       </w:r>
     </w:p>
     <w:p>
@@ -3110,7 +3286,7 @@
           <w:color w:val="2A2E35"/>
           <w:sz w:val="18"/>
         </w:rPr>
-        <w:t>Q-update (Bellman TD(0), on commit, only if not frozen):</w:t>
+        <w:t>Cập nhật Q (Bellman TD(0), lúc commit, chỉ khi không frozen):</w:t>
       </w:r>
       <w:r>
         <w:br/>
@@ -3121,7 +3297,7 @@
           <w:color w:val="2A2E35"/>
           <w:sz w:val="18"/>
         </w:rPr>
-        <w:t xml:space="preserve">  P = (pickup_zone_id, pickup_hour)      # state driver was in</w:t>
+        <w:t xml:space="preserve">  P = (pickup_zone_id, pickup_hour)      # state driver đang ở</w:t>
       </w:r>
       <w:r>
         <w:br/>
@@ -3132,7 +3308,7 @@
           <w:color w:val="2A2E35"/>
           <w:sz w:val="18"/>
         </w:rPr>
-        <w:t xml:space="preserve">  S = (dropoff_zone_id, dropoff_hour)    # state driver ends up in</w:t>
+        <w:t xml:space="preserve">  S = (dropoff_zone_id, dropoff_hour)    # state driver kết thúc ở</w:t>
       </w:r>
       <w:r>
         <w:br/>
@@ -3169,7 +3345,7 @@
           <w:color w:val="22252A"/>
           <w:sz w:val="21"/>
         </w:rPr>
-        <w:t>lambda=0.5 (default), gamma=0.9, alpha=0.1. ablation='no_forecast' forces the gamma*Q(...) term to 0; ablation='no_fairness' forces lambda to 0. frozen=True (used for every evaluation run) disables the Q-update entirely -- the trained table from train_momaql.py is used read-only.</w:t>
+        <w:t>lambda=0,5 (mặc định), gamma=0,9, alpha=0,1. ablation='no_forecast' ép số hạng gamma*Q(...) về 0; ablation='no_fairness' ép lambda về 0. frozen=True (dùng cho mọi lần đánh giá) tắt hẳn việc cập nhật Q -- bảng đã huấn luyện từ train_momaql.py chỉ được đọc, không ghi.</w:t>
       </w:r>
     </w:p>
     <w:p>
@@ -3185,7 +3361,7 @@
           <w:color w:val="162C52"/>
           <w:sz w:val="32"/>
         </w:rPr>
-        <w:t>7. Configuration</w:t>
+        <w:t>7. Cấu hình (Configuration)</w:t>
       </w:r>
     </w:p>
     <w:p>
@@ -3208,7 +3384,7 @@
           <w:color w:val="22252A"/>
           <w:sz w:val="21"/>
         </w:rPr>
-        <w:t>No central config file (no YAML/JSON/.env) exists. Every constant below is a module-level Python variable, repeated per script (verified real, not assumed):</w:t>
+        <w:t>Không có central config file nào (không YAML/JSON/.env). Mỗi hằng số dưới đây là 1 biến Python cấp module, lặp lại ở từng script (đã verify thật, không giả định):</w:t>
       </w:r>
     </w:p>
     <w:tbl>
@@ -3244,7 +3420,7 @@
                 <w:color w:val="FFFFFF"/>
                 <w:sz w:val="18"/>
               </w:rPr>
-              <w:t>Constant</w:t>
+              <w:t>Hằng số</w:t>
             </w:r>
           </w:p>
         </w:tc>
@@ -3268,7 +3444,7 @@
                 <w:color w:val="FFFFFF"/>
                 <w:sz w:val="18"/>
               </w:rPr>
-              <w:t>Value</w:t>
+              <w:t>Giá trị</w:t>
             </w:r>
           </w:p>
         </w:tc>
@@ -3292,7 +3468,7 @@
                 <w:color w:val="FFFFFF"/>
                 <w:sz w:val="18"/>
               </w:rPr>
-              <w:t>Where defined</w:t>
+              <w:t>Định nghĩa ở đâu</w:t>
             </w:r>
           </w:p>
         </w:tc>
@@ -3360,7 +3536,7 @@
                 <w:color w:val="22252A"/>
                 <w:sz w:val="18"/>
               </w:rPr>
-              <w:t>top of every run_*.py and train_momaql.py</w:t>
+              <w:t>đầu mỗi run_*.py và train_momaql.py</w:t>
             </w:r>
           </w:p>
         </w:tc>
@@ -3385,7 +3561,7 @@
                 <w:color w:val="22252A"/>
                 <w:sz w:val="18"/>
               </w:rPr>
-              <w:t>SEEDS (main experiments)</w:t>
+              <w:t>SEEDS (thí nghiệm chính)</w:t>
             </w:r>
           </w:p>
         </w:tc>
@@ -3455,7 +3631,7 @@
                 <w:color w:val="22252A"/>
                 <w:sz w:val="18"/>
               </w:rPr>
-              <w:t>SEEDS (mechanism experiments)</w:t>
+              <w:t>SEEDS (thí nghiệm cơ chế)</w:t>
             </w:r>
           </w:p>
         </w:tc>
@@ -3477,7 +3653,7 @@
                 <w:color w:val="22252A"/>
                 <w:sz w:val="18"/>
               </w:rPr>
-              <w:t>20260721, 20260722, 20260723 (3 seeds)</w:t>
+              <w:t>20260721, 20260722, 20260723 (3 seed)</w:t>
             </w:r>
           </w:p>
         </w:tc>
@@ -3547,7 +3723,7 @@
                 <w:color w:val="22252A"/>
                 <w:sz w:val="18"/>
               </w:rPr>
-              <w:t>60.0</w:t>
+              <w:t>60,0</w:t>
             </w:r>
           </w:p>
         </w:tc>
@@ -3570,7 +3746,7 @@
                 <w:color w:val="22252A"/>
                 <w:sz w:val="18"/>
               </w:rPr>
-              <w:t>run_simulation_batched default parameter</w:t>
+              <w:t>tham số mặc định của run_simulation_batched</w:t>
             </w:r>
           </w:p>
         </w:tc>
@@ -3616,7 +3792,7 @@
                 <w:color w:val="22252A"/>
                 <w:sz w:val="18"/>
               </w:rPr>
-              <w:t>600.0 (10 min)</w:t>
+              <w:t>600,0 (10 phút)</w:t>
             </w:r>
           </w:p>
         </w:tc>
@@ -3638,7 +3814,7 @@
                 <w:color w:val="22252A"/>
                 <w:sz w:val="18"/>
               </w:rPr>
-              <w:t>src/simulator.py module constant</w:t>
+              <w:t>hằng số module src/simulator.py</w:t>
             </w:r>
           </w:p>
         </w:tc>
@@ -3686,7 +3862,7 @@
                 <w:color w:val="22252A"/>
                 <w:sz w:val="18"/>
               </w:rPr>
-              <w:t>0.0025</w:t>
+              <w:t>0,0025</w:t>
             </w:r>
           </w:p>
         </w:tc>
@@ -3709,7 +3885,7 @@
                 <w:color w:val="22252A"/>
                 <w:sz w:val="18"/>
               </w:rPr>
-              <w:t>src/simulator.py module constant</w:t>
+              <w:t>hằng số module src/simulator.py</w:t>
             </w:r>
           </w:p>
         </w:tc>
@@ -3755,7 +3931,7 @@
                 <w:color w:val="22252A"/>
                 <w:sz w:val="18"/>
               </w:rPr>
-              <w:t>12.0</w:t>
+              <w:t>12,0</w:t>
             </w:r>
           </w:p>
         </w:tc>
@@ -3777,7 +3953,7 @@
                 <w:color w:val="22252A"/>
                 <w:sz w:val="18"/>
               </w:rPr>
-              <w:t>src/simulator.py module constant</w:t>
+              <w:t>hằng số module src/simulator.py</w:t>
             </w:r>
           </w:p>
         </w:tc>
@@ -3802,7 +3978,7 @@
                 <w:color w:val="22252A"/>
                 <w:sz w:val="18"/>
               </w:rPr>
-              <w:t>lambda (fairness weight)</w:t>
+              <w:t>lambda (trọng số fairness)</w:t>
             </w:r>
           </w:p>
         </w:tc>
@@ -3825,7 +4001,7 @@
                 <w:color w:val="22252A"/>
                 <w:sz w:val="18"/>
               </w:rPr>
-              <w:t>0.5 default; swept {0, 0.2, 0.4, 0.5, 0.6, 0.8, 1.0} for Pareto</w:t>
+              <w:t>mặc định 0,5; quét {0; 0,2; 0,4; 0,5; 0,6; 0,8; 1,0} cho Pareto</w:t>
             </w:r>
           </w:p>
         </w:tc>
@@ -3848,7 +4024,7 @@
                 <w:color w:val="22252A"/>
                 <w:sz w:val="18"/>
               </w:rPr>
-              <w:t>MOMAQLPolicy(lam=...) constructor argument</w:t>
+              <w:t>tham số constructor MOMAQLPolicy(lam=...)</w:t>
             </w:r>
           </w:p>
         </w:tc>
@@ -3894,7 +4070,7 @@
                 <w:color w:val="22252A"/>
                 <w:sz w:val="18"/>
               </w:rPr>
-              <w:t>0.9</w:t>
+              <w:t>0,9</w:t>
             </w:r>
           </w:p>
         </w:tc>
@@ -3916,7 +4092,7 @@
                 <w:color w:val="22252A"/>
                 <w:sz w:val="18"/>
               </w:rPr>
-              <w:t>MOMAQLPolicy(gamma=...) constructor argument</w:t>
+              <w:t>tham số constructor MOMAQLPolicy(gamma=...)</w:t>
             </w:r>
           </w:p>
         </w:tc>
@@ -3941,7 +4117,7 @@
                 <w:color w:val="22252A"/>
                 <w:sz w:val="18"/>
               </w:rPr>
-              <w:t>alpha (Q learning rate)</w:t>
+              <w:t>alpha (learning rate Q)</w:t>
             </w:r>
           </w:p>
         </w:tc>
@@ -3964,7 +4140,7 @@
                 <w:color w:val="22252A"/>
                 <w:sz w:val="18"/>
               </w:rPr>
-              <w:t>0.1</w:t>
+              <w:t>0,1</w:t>
             </w:r>
           </w:p>
         </w:tc>
@@ -3987,7 +4163,7 @@
                 <w:color w:val="22252A"/>
                 <w:sz w:val="18"/>
               </w:rPr>
-              <w:t>MOMAQLPolicy(alpha=...) constructor argument</w:t>
+              <w:t>tham số constructor MOMAQLPolicy(alpha=...)</w:t>
             </w:r>
           </w:p>
         </w:tc>
@@ -4011,7 +4187,7 @@
           <w:color w:val="162C52"/>
           <w:sz w:val="32"/>
         </w:rPr>
-        <w:t>8. Final Test Protocol &amp; Reproducibility</w:t>
+        <w:t>8. Protocol &amp; Khả năng Tái lập Final Test (Final Test Protocol &amp; Reproducibility)</w:t>
       </w:r>
     </w:p>
     <w:p>
@@ -4034,7 +4210,7 @@
           <w:color w:val="5B6370"/>
           <w:sz w:val="19"/>
         </w:rPr>
-        <w:t>Companion engineering detail for the Final Held-out Temporal Test Evaluation (Research Report Sec. 9). Everything here is read live from `final_test/` at document-build time -- no number here is hand-typed.</w:t>
+        <w:t>Chi tiết kỹ thuật đồng hành cho Final Held-out Temporal Test Evaluation (Research Report Mục 9). Mọi thứ ở đây đọc trực tiếp từ `final_test/` tại thời điểm build tài liệu -- không số nào ở đây gõ tay.</w:t>
       </w:r>
     </w:p>
     <w:p>
@@ -4050,7 +4226,7 @@
           <w:color w:val="2B6CB0"/>
           <w:sz w:val="25"/>
         </w:rPr>
-        <w:t>8.1 Frozen Protocol</w:t>
+        <w:t>8.1 Protocol Đóng băng (Frozen Protocol)</w:t>
       </w:r>
     </w:p>
     <w:tbl>
@@ -4085,7 +4261,7 @@
                 <w:color w:val="FFFFFF"/>
                 <w:sz w:val="18"/>
               </w:rPr>
-              <w:t>Parameter</w:t>
+              <w:t>Tham số</w:t>
             </w:r>
           </w:p>
         </w:tc>
@@ -4109,7 +4285,7 @@
                 <w:color w:val="FFFFFF"/>
                 <w:sz w:val="18"/>
               </w:rPr>
-              <w:t>Value</w:t>
+              <w:t>Giá trị</w:t>
             </w:r>
           </w:p>
         </w:tc>
@@ -4155,7 +4331,7 @@
                 <w:color w:val="22252A"/>
                 <w:sz w:val="18"/>
               </w:rPr>
-              <w:t>MOMAQL canonical (lambda=0.5, gamma=0.9, alpha=0.1)</w:t>
+              <w:t>MOMAQL canonical (lambda=0,5, gamma=0,9, alpha=0,1)</w:t>
             </w:r>
           </w:p>
         </w:tc>
@@ -4180,7 +4356,7 @@
                 <w:color w:val="22252A"/>
                 <w:sz w:val="18"/>
               </w:rPr>
-              <w:t>Drivers</w:t>
+              <w:t>Số tài xế</w:t>
             </w:r>
           </w:p>
         </w:tc>
@@ -4227,7 +4403,7 @@
                 <w:color w:val="22252A"/>
                 <w:sz w:val="18"/>
               </w:rPr>
-              <w:t>Assignment solver</w:t>
+              <w:t>Bộ giải ghép cặp</w:t>
             </w:r>
           </w:p>
         </w:tc>
@@ -4274,7 +4450,7 @@
                 <w:color w:val="22252A"/>
                 <w:sz w:val="18"/>
               </w:rPr>
-              <w:t>Q-table</w:t>
+              <w:t>Bảng Q</w:t>
             </w:r>
           </w:p>
         </w:tc>
@@ -4297,7 +4473,7 @@
                 <w:color w:val="22252A"/>
                 <w:sz w:val="18"/>
               </w:rPr>
-              <w:t>data/momaql_q_table_trained.json, frozen (no further learning at eval time)</w:t>
+              <w:t>data/momaql_q_table_trained.json, đã đóng băng (không học thêm lúc đánh giá)</w:t>
             </w:r>
           </w:p>
         </w:tc>
@@ -4321,7 +4497,7 @@
                 <w:color w:val="22252A"/>
                 <w:sz w:val="18"/>
               </w:rPr>
-              <w:t>Seeds</w:t>
+              <w:t>Seed</w:t>
             </w:r>
           </w:p>
         </w:tc>
@@ -4368,7 +4544,7 @@
                 <w:color w:val="22252A"/>
                 <w:sz w:val="18"/>
               </w:rPr>
-              <w:t>No-tuning rule</w:t>
+              <w:t>Quy tắc không tuning</w:t>
             </w:r>
           </w:p>
         </w:tc>
@@ -4391,7 +4567,7 @@
                 <w:color w:val="22252A"/>
                 <w:sz w:val="18"/>
               </w:rPr>
-              <w:t>No config/hyperparameter/policy/simulator change after any Test outcome is inspected</w:t>
+              <w:t>Không đổi config/hyperparameter/policy/simulator sau khi đã xem bất kỳ kết quả Test nào</w:t>
             </w:r>
           </w:p>
         </w:tc>
@@ -4414,7 +4590,7 @@
           <w:color w:val="5B6370"/>
           <w:sz w:val="19"/>
         </w:rPr>
-        <w:t>Full protocol text (source hashes, dataset checksums, environment): `final_test/FINAL_TEST_PROTOCOL.md`.</w:t>
+        <w:t>Toàn văn protocol (hash mã nguồn, checksum dataset, môi trường): `final_test/FINAL_TEST_PROTOCOL.md`.</w:t>
       </w:r>
     </w:p>
     <w:p>
@@ -4430,7 +4606,7 @@
           <w:color w:val="2B6CB0"/>
           <w:sz w:val="25"/>
         </w:rPr>
-        <w:t>8.2 Data Quality Transform (evaluation-time, raw file immutable)</w:t>
+        <w:t>8.2 Data Quality Transform (raw file bất biến, tại thời điểm đánh giá)</w:t>
       </w:r>
     </w:p>
     <w:p>
@@ -4445,7 +4621,7 @@
           <w:color w:val="22252A"/>
           <w:sz w:val="21"/>
         </w:rPr>
-        <w:t>test.parquet on disk is NEVER modified. Two independent rules are applied only to the in-memory evaluation view, in this order, and never mixed:</w:t>
+        <w:t>test.parquet trên đĩa KHÔNG BAO GIỜ bị sửa. Hai rule độc lập chỉ áp dụng lên evaluation view trong bộ nhớ, theo đúng thứ tự này, không trộn lẫn:</w:t>
       </w:r>
     </w:p>
     <w:p>
@@ -4459,7 +4635,7 @@
           <w:color w:val="22252A"/>
           <w:sz w:val="21"/>
         </w:rPr>
-        <w:t>A. Strict temporal-boundary hygiene: exclude rows whose pickup_ts epoch second equals val.parquet's max pickup_ts epoch second (a real row-index split artifact -- distinct genuine pickups landing in the same second at the cut point, not duplicated data) -- 3 rows excluded.</w:t>
+        <w:t>A. Vệ sinh ranh giới thời gian nghiêm ngặt: loại các dòng có giây epoch pickup_ts trùng với giây epoch pickup_ts lớn nhất của val.parquet (một artifact thật do chia theo row-index -- các pickup thật khác nhau rơi cùng 1 giây tại điểm cắt, không phải dữ liệu trùng lặp) -- loại 3 dòng.</w:t>
       </w:r>
     </w:p>
     <w:p>
@@ -4473,7 +4649,7 @@
           <w:color w:val="22252A"/>
           <w:sz w:val="21"/>
         </w:rPr>
-        <w:t>B. Minimal deterministic duration repair: if stored duration_seconds is valid (0 &lt; x &lt;= 24h), keep. Elif dropoff_ts-pickup_ts is valid, repair duration_seconds_eval from timestamps (quality_action=REPAIRED_FROM_TIMESTAMPS). Else exclude (irrecoverable) -- 32 repaired, 1 excluded in this pass.</w:t>
+        <w:t>B. Sửa duration tối thiểu, có tính tất định (deterministic): nếu duration_seconds lưu sẵn hợp lệ (0 &lt; x &lt;= 24h), giữ nguyên. Nếu không, mà dropoff_ts-pickup_ts hợp lệ, sửa duration_seconds_eval từ timestamp (quality_action=REPAIRED_FROM_TIMESTAMPS). Ngược lại loại bỏ (không phục hồi được) -- sửa 32 dòng, loại 1 dòng trong lượt này.</w:t>
       </w:r>
     </w:p>
     <w:tbl>
@@ -4508,7 +4684,7 @@
                 <w:color w:val="FFFFFF"/>
                 <w:sz w:val="18"/>
               </w:rPr>
-              <w:t>Step</w:t>
+              <w:t>Bước</w:t>
             </w:r>
           </w:p>
         </w:tc>
@@ -4532,7 +4708,7 @@
                 <w:color w:val="FFFFFF"/>
                 <w:sz w:val="18"/>
               </w:rPr>
-              <w:t>Rows</w:t>
+              <w:t>Số dòng</w:t>
             </w:r>
           </w:p>
         </w:tc>
@@ -4556,7 +4732,7 @@
                 <w:color w:val="22252A"/>
                 <w:sz w:val="18"/>
               </w:rPr>
-              <w:t>Raw test.parquet</w:t>
+              <w:t>test.parquet gốc</w:t>
             </w:r>
           </w:p>
         </w:tc>
@@ -4603,7 +4779,7 @@
                 <w:color w:val="22252A"/>
                 <w:sz w:val="18"/>
               </w:rPr>
-              <w:t>Temporal-boundary excluded</w:t>
+              <w:t>Loại do ranh giới thời gian</w:t>
             </w:r>
           </w:p>
         </w:tc>
@@ -4650,7 +4826,7 @@
                 <w:color w:val="22252A"/>
                 <w:sz w:val="18"/>
               </w:rPr>
-              <w:t>Duration repaired from timestamps</w:t>
+              <w:t>Sửa duration từ timestamp</w:t>
             </w:r>
           </w:p>
         </w:tc>
@@ -4697,7 +4873,7 @@
                 <w:color w:val="22252A"/>
                 <w:sz w:val="18"/>
               </w:rPr>
-              <w:t>Duration excluded (irrecoverable)</w:t>
+              <w:t>Loại do duration không phục hồi được</w:t>
             </w:r>
           </w:p>
         </w:tc>
@@ -4744,7 +4920,7 @@
                 <w:color w:val="22252A"/>
                 <w:sz w:val="18"/>
               </w:rPr>
-              <w:t>Final Test Evaluation View</w:t>
+              <w:t>Evaluation View cuối cùng của Test</w:t>
             </w:r>
           </w:p>
         </w:tc>
@@ -4789,7 +4965,7 @@
           <w:color w:val="5B6370"/>
           <w:sz w:val="19"/>
         </w:rPr>
-        <w:t>Implementation: `scripts/final_test/quality_transform.py` (`load_requests_with_quality_transform()`), covered by self-checks in `scripts/final_test/test_quality_transform.py`. Every evaluated request retains `duration_seconds_raw` and `quality_action` alongside the (possibly repaired) `duration_seconds` for full per-row auditability. Full audit trail (upstream provenance trace confirming the corruption exists in the raw source data, not in this project's own preprocessing): `final_test/DATA_QUALITY_GATE.md`.</w:t>
+        <w:t>Triển khai: `scripts/final_test/quality_transform.py` (`load_requests_with_quality_transform()`), có self-check ở `scripts/final_test/test_quality_transform.py`. Mỗi request được đánh giá đều giữ lại `duration_seconds_raw` và `quality_action` bên cạnh `duration_seconds` (có thể đã sửa) để audit được từng dòng. Audit trail đầy đủ (trace ngược nguồn xác nhận lỗi tồn tại ở dữ liệu nguồn thô, không phải do preprocessing của dự án này): `final_test/DATA_QUALITY_GATE.md`.</w:t>
       </w:r>
     </w:p>
     <w:p>
@@ -4805,7 +4981,7 @@
           <w:color w:val="2B6CB0"/>
           <w:sz w:val="25"/>
         </w:rPr>
-        <w:t>8.3 Final Test Commands</w:t>
+        <w:t>8.3 Lệnh chạy Final Test</w:t>
       </w:r>
     </w:p>
     <w:p>
@@ -4985,7 +5161,7 @@
           <w:color w:val="2B6CB0"/>
           <w:sz w:val="25"/>
         </w:rPr>
-        <w:t>8.4 Artifact Map (final_test/)</w:t>
+        <w:t>8.4 Bản đồ Artifact (final_test/)</w:t>
       </w:r>
     </w:p>
     <w:tbl>
@@ -5020,7 +5196,7 @@
                 <w:color w:val="FFFFFF"/>
                 <w:sz w:val="18"/>
               </w:rPr>
-              <w:t>Path</w:t>
+              <w:t>Đường dẫn</w:t>
             </w:r>
           </w:p>
         </w:tc>
@@ -5044,7 +5220,7 @@
                 <w:color w:val="FFFFFF"/>
                 <w:sz w:val="18"/>
               </w:rPr>
-              <w:t>Purpose</w:t>
+              <w:t>Mục đích</w:t>
             </w:r>
           </w:p>
         </w:tc>
@@ -5090,7 +5266,7 @@
                 <w:color w:val="22252A"/>
                 <w:sz w:val="18"/>
               </w:rPr>
-              <w:t>Frozen config/seeds/hashes, written before any policy ran on test.parquet</w:t>
+              <w:t>Config/seed/hash đã đóng băng, viết trước khi bất kỳ policy nào chạy trên test.parquet</w:t>
             </w:r>
           </w:p>
         </w:tc>
@@ -5138,7 +5314,7 @@
                 <w:color w:val="22252A"/>
                 <w:sz w:val="18"/>
               </w:rPr>
-              <w:t>Full duration-anomaly audit, root-cause trace, repair rule justification</w:t>
+              <w:t>Audit đầy đủ về anomaly duration, trace root-cause, lý giải rule sửa</w:t>
             </w:r>
           </w:p>
         </w:tc>
@@ -5184,7 +5360,7 @@
                 <w:color w:val="22252A"/>
                 <w:sz w:val="18"/>
               </w:rPr>
-              <w:t>Machine-readable repair/exclusion counts + row IDs per split</w:t>
+              <w:t>Số liệu sửa/loại dạng máy đọc được + row ID theo từng split</w:t>
             </w:r>
           </w:p>
         </w:tc>
@@ -5232,7 +5408,7 @@
                 <w:color w:val="22252A"/>
                 <w:sz w:val="18"/>
               </w:rPr>
-              <w:t>5 policies x 5 seeds on the Final Test Evaluation View (per-seed + summary CSV)</w:t>
+              <w:t>5 policy x 5 seed trên Final Test Evaluation View (CSV từng seed + tổng hợp)</w:t>
             </w:r>
           </w:p>
         </w:tc>
@@ -5278,7 +5454,7 @@
                 <w:color w:val="22252A"/>
                 <w:sz w:val="18"/>
               </w:rPr>
-              <w:t>Full / No Forecast / No Fairness x 5 seeds</w:t>
+              <w:t>Full / No Forecast / No Fairness x 5 seed</w:t>
             </w:r>
           </w:p>
         </w:tc>
@@ -5326,7 +5502,7 @@
                 <w:color w:val="22252A"/>
                 <w:sz w:val="18"/>
               </w:rPr>
-              <w:t>Checkpointed single-trajectory results, days 1-37 + policy disagreement rate</w:t>
+              <w:t>Kết quả checkpoint trên 1 quỹ đạo, ngày 1-37 + tỷ lệ đổi quyết định policy</w:t>
             </w:r>
           </w:p>
         </w:tc>
@@ -5372,7 +5548,7 @@
                 <w:color w:val="22252A"/>
                 <w:sz w:val="18"/>
               </w:rPr>
-              <w:t>Per-finding Validation-vs-Test direction comparison (heldout_generalization)</w:t>
+              <w:t>So sánh chiều Validation-vs-Test theo từng phát hiện (heldout_generalization)</w:t>
             </w:r>
           </w:p>
         </w:tc>
@@ -5420,7 +5596,7 @@
                 <w:color w:val="22252A"/>
                 <w:sz w:val="18"/>
               </w:rPr>
-              <w:t>C1-C6 claim table: heldout_generalization + paper_replication_verdict (2 independent columns)</w:t>
+              <w:t>Bảng claim C1-C6: heldout_generalization + paper_replication_verdict (2 cột độc lập)</w:t>
             </w:r>
           </w:p>
         </w:tc>
@@ -5466,7 +5642,7 @@
                 <w:color w:val="22252A"/>
                 <w:sz w:val="18"/>
               </w:rPr>
-              <w:t>Human-readable summary answering the 6 core generalization questions</w:t>
+              <w:t>Tóm tắt dễ đọc trả lời 6 câu hỏi generalization cốt lõi</w:t>
             </w:r>
           </w:p>
         </w:tc>
@@ -5514,7 +5690,7 @@
                 <w:color w:val="22252A"/>
                 <w:sz w:val="18"/>
               </w:rPr>
-              <w:t>Baseline/ablation/long-horizon PNGs generated from the Final Test CSVs</w:t>
+              <w:t>PNG baseline/ablation/long-horizon sinh từ CSV Final Test</w:t>
             </w:r>
           </w:p>
         </w:tc>
@@ -5584,7 +5760,7 @@
           <w:color w:val="2B6CB0"/>
           <w:sz w:val="25"/>
         </w:rPr>
-        <w:t>8.5 Metric Definitions Addendum</w:t>
+        <w:t>8.5 Phụ lục Định nghĩa Metric</w:t>
       </w:r>
     </w:p>
     <w:p>
@@ -5598,7 +5774,7 @@
           <w:color w:val="22252A"/>
           <w:sz w:val="21"/>
         </w:rPr>
-        <w:t>Fairness is a CONCEPT, not a single metric -- Gini and Variance are the two metrics reported (see Sec. 5/6 above for their formulas); lower Gini and lower Variance both mean more equal driver income.</w:t>
+        <w:t>Fairness là một KHÁI NIỆM, không phải 1 metric duy nhất -- Gini và Variance là 2 metric được báo cáo (xem công thức ở Mục 5/6 phía trên); Gini thấp hơn và Variance thấp hơn đều nghĩa là thu nhập driver đồng đều hơn.</w:t>
       </w:r>
     </w:p>
     <w:p>
@@ -5612,7 +5788,7 @@
           <w:color w:val="22252A"/>
           <w:sz w:val="21"/>
         </w:rPr>
-        <w:t>Paired delta: for a given seed, (metric under config A) - (metric under config B), computed per-seed then averaged -- reported alongside sign consistency (e.g. "5/5 seeds") rather than only the mean.</w:t>
+        <w:t>Paired delta: với 1 seed, (metric ở config A) - (metric ở config B), tính theo từng seed rồi lấy trung bình -- báo cáo kèm tính nhất quán về dấu (vd "5/5 seed") chứ không chỉ mean.</w:t>
       </w:r>
     </w:p>
     <w:p>
@@ -5626,7 +5802,7 @@
           <w:color w:val="22252A"/>
           <w:sz w:val="21"/>
         </w:rPr>
-        <w:t>Directional (heldout) generalization: does a Validation-observed finding repeat in the SAME DIRECTION on Test? Computed purely from sign/comparison, no magnitude threshold.</w:t>
+        <w:t>Generalization (heldout) theo chiều: một phát hiện quan sát trên Validation có lặp lại ĐÚNG CHIỀU trên Test không? Chỉ tính từ dấu/so sánh, không có ngưỡng độ lớn.</w:t>
       </w:r>
     </w:p>
     <w:p>
@@ -5640,7 +5816,7 @@
           <w:color w:val="22252A"/>
           <w:sz w:val="21"/>
         </w:rPr>
-        <w:t>Paper replication verdict: does the finding match arXiv:2407.17839's own qualitative claim text? An independent judgment against the paper, NOT derivable from the generalization computation -- a finding can generalize while the paper claim remains Not Reproduced (see Research Report Sec. 10 for the worked C4 example).</w:t>
+        <w:t>Paper replication verdict: phát hiện có khớp với tuyên bố định tính của chính arXiv:2407.17839 không? Đây là đánh giá độc lập so với paper, KHÔNG suy ra được từ phép tính generalization -- một phát hiện có thể generalize trong khi claim của paper vẫn Not Reproduced (xem ví dụ C4 đã làm ở Research Report Mục 10).</w:t>
       </w:r>
     </w:p>
     <w:p>
@@ -5656,7 +5832,7 @@
           <w:color w:val="2B6CB0"/>
           <w:sz w:val="25"/>
         </w:rPr>
-        <w:t>8.6 Reproducibility Limitations (Final Test)</w:t>
+        <w:t>8.6 Giới hạn Khả năng Tái lập (Final Test)</w:t>
       </w:r>
     </w:p>
     <w:p>
@@ -5670,7 +5846,7 @@
           <w:color w:val="22252A"/>
           <w:sz w:val="21"/>
         </w:rPr>
-        <w:t>Dataset is NYC TLC 2013, not the paper's original 2016 data -- Final Test inherits the same trend-replication scope as Validation (Sec. 3 of the Research Report), not exact reproduction.</w:t>
+        <w:t>Dataset là NYC TLC 2013, không phải dữ liệu 2016 gốc của paper -- Final Test kế thừa đúng phạm vi trend-replication như Validation (Mục 3 của Research Report), không phải exact reproduction.</w:t>
       </w:r>
     </w:p>
     <w:p>
@@ -5684,7 +5860,7 @@
           <w:color w:val="22252A"/>
           <w:sz w:val="21"/>
         </w:rPr>
-        <w:t>5 seeds only -- effect size, mean/std, and paired seed-sign consistency are the primary evidence; no formal statistical significance test is computed or claimed.</w:t>
+        <w:t>Chỉ 5 seed -- effect size, mean/std, và tính nhất quán dấu theo seed là bằng chứng chính; không tính hay tuyên bố formal statistical significance test nào.</w:t>
       </w:r>
     </w:p>
     <w:p>
@@ -5698,7 +5874,7 @@
           <w:color w:val="22252A"/>
           <w:sz w:val="21"/>
         </w:rPr>
-        <w:t>Canonical lambda=0.5 operating point only -- no lambda sweep was run on Test (by design; Test is for verification, not for choosing a new operating point).</w:t>
+        <w:t>Chỉ chạy đúng 1 operating point canonical lambda=0,5 -- không quét lambda trên Test (có chủ đích; Test dùng để verify, không dùng để chọn operating point mới).</w:t>
       </w:r>
     </w:p>
     <w:p>
@@ -5712,7 +5888,7 @@
           <w:color w:val="22252A"/>
           <w:sz w:val="21"/>
         </w:rPr>
-        <w:t>The product demo (05_SanPham_Demo) uses the Validation/demo slice by default, never test.parquet -- Test is reserved for this final scientific evaluation, not exposed in the live Control Room.</w:t>
+        <w:t>Product demo (05_SanPham_Demo) mặc định dùng slice Validation/demo, không bao giờ dùng test.parquet -- Test chỉ dành riêng cho đánh giá khoa học cuối cùng này, không lộ ra trong Control Room trực tiếp.</w:t>
       </w:r>
     </w:p>
     <w:p>
@@ -5727,7 +5903,7 @@
           <w:color w:val="5B6370"/>
           <w:sz w:val="19"/>
         </w:rPr>
-        <w:t>Final Test run environment (captured in final_test/logs/environment.txt):</w:t>
+        <w:t>Môi trường chạy Final Test (ghi lại ở final_test/logs/environment.txt):</w:t>
       </w:r>
     </w:p>
     <w:p>
@@ -5841,7 +6017,7 @@
           <w:color w:val="162C52"/>
           <w:sz w:val="32"/>
         </w:rPr>
-        <w:t>9. Exact Reproduction Commands</w:t>
+        <w:t>9. Lệnh Tái lập Chính xác (Exact Reproduction Commands)</w:t>
       </w:r>
     </w:p>
     <w:p>
@@ -5864,7 +6040,7 @@
           <w:color w:val="22252A"/>
           <w:sz w:val="21"/>
         </w:rPr>
-        <w:t>Run from the repository root, in this order. Row counts are the current retained artifacts, verified live at the time this document was built.</w:t>
+        <w:t>Chạy từ thư mục gốc repo, đúng theo thứ tự này. Số dòng là artifact hiện đang giữ lại, verify trực tiếp tại thời điểm build tài liệu này.</w:t>
       </w:r>
     </w:p>
     <w:tbl>
@@ -5900,7 +6076,7 @@
                 <w:color w:val="FFFFFF"/>
                 <w:sz w:val="18"/>
               </w:rPr>
-              <w:t>Command</w:t>
+              <w:t>Lệnh</w:t>
             </w:r>
           </w:p>
         </w:tc>
@@ -5924,7 +6100,7 @@
                 <w:color w:val="FFFFFF"/>
                 <w:sz w:val="18"/>
               </w:rPr>
-              <w:t>Output</w:t>
+              <w:t>Đầu ra</w:t>
             </w:r>
           </w:p>
         </w:tc>
@@ -5948,7 +6124,7 @@
                 <w:color w:val="FFFFFF"/>
                 <w:sz w:val="18"/>
               </w:rPr>
-              <w:t>Expected result</w:t>
+              <w:t>Kết quả kỳ vọng</w:t>
             </w:r>
           </w:p>
         </w:tc>
@@ -5994,7 +6170,7 @@
                 <w:color w:val="22252A"/>
                 <w:sz w:val="18"/>
               </w:rPr>
-              <w:t>(no file output)</w:t>
+              <w:t>(không có file đầu ra)</w:t>
             </w:r>
           </w:p>
         </w:tc>
@@ -6016,7 +6192,7 @@
                 <w:color w:val="22252A"/>
                 <w:sz w:val="18"/>
               </w:rPr>
-              <w:t xml:space="preserve">            passed to a binary file/buffer, a wrapper is inserted.</w:t>
+              <w:t>20 errors in 5.10s -- data/train.parquet chưa có trong bundle này (bị gitignore theo thiết kế, quá lớn để đóng gói); phải lấy riêng các phần chia parquet để chạy lại bộ test này cục bộ (Mục 11.3)</w:t>
             </w:r>
           </w:p>
         </w:tc>
@@ -6087,7 +6263,7 @@
                 <w:color w:val="22252A"/>
                 <w:sz w:val="18"/>
               </w:rPr>
-              <w:t>1,511 (zone,hour) states (do not overwrite without re-running every downstream experiment)</w:t>
+              <w:t>1.511 state (zone,hour) (không ghi đè nếu chưa chạy lại toàn bộ thí nghiệm downstream)</w:t>
             </w:r>
           </w:p>
         </w:tc>
@@ -6155,7 +6331,7 @@
                 <w:color w:val="22252A"/>
                 <w:sz w:val="18"/>
               </w:rPr>
-              <w:t>25 rows (5 policies x 5 seeds)</w:t>
+              <w:t>25 dòng (5 policy x 5 seed)</w:t>
             </w:r>
           </w:p>
         </w:tc>
@@ -6226,7 +6402,7 @@
                 <w:color w:val="22252A"/>
                 <w:sz w:val="18"/>
               </w:rPr>
-              <w:t>15 + 3 rows</w:t>
+              <w:t>15 + 3 dòng</w:t>
             </w:r>
           </w:p>
         </w:tc>
@@ -6294,7 +6470,7 @@
                 <w:color w:val="22252A"/>
                 <w:sz w:val="18"/>
               </w:rPr>
-              <w:t>35 + 7 rows</w:t>
+              <w:t>35 + 7 dòng</w:t>
             </w:r>
           </w:p>
         </w:tc>
@@ -6365,7 +6541,7 @@
                 <w:color w:val="22252A"/>
                 <w:sz w:val="18"/>
               </w:rPr>
-              <w:t>165 + 5 rows</w:t>
+              <w:t>165 + 5 dòng</w:t>
             </w:r>
           </w:p>
         </w:tc>
@@ -6433,7 +6609,7 @@
                 <w:color w:val="22252A"/>
                 <w:sz w:val="18"/>
               </w:rPr>
-              <w:t>18 + 9 rows</w:t>
+              <w:t>18 + 9 dòng</w:t>
             </w:r>
           </w:p>
         </w:tc>
@@ -6504,7 +6680,7 @@
                 <w:color w:val="22252A"/>
                 <w:sz w:val="18"/>
               </w:rPr>
-              <w:t>6 rows</w:t>
+              <w:t>6 dòng</w:t>
             </w:r>
           </w:p>
         </w:tc>
@@ -6572,7 +6748,7 @@
                 <w:color w:val="22252A"/>
                 <w:sz w:val="18"/>
               </w:rPr>
-              <w:t>37 rows</w:t>
+              <w:t>37 dòng</w:t>
             </w:r>
           </w:p>
         </w:tc>
@@ -6643,7 +6819,7 @@
                 <w:color w:val="22252A"/>
                 <w:sz w:val="18"/>
               </w:rPr>
-              <w:t>37 rows</w:t>
+              <w:t>37 dòng</w:t>
             </w:r>
           </w:p>
         </w:tc>
@@ -6711,7 +6887,7 @@
                 <w:color w:val="22252A"/>
                 <w:sz w:val="18"/>
               </w:rPr>
-              <w:t>37 rows</w:t>
+              <w:t>37 dòng</w:t>
             </w:r>
           </w:p>
         </w:tc>
@@ -6782,7 +6958,7 @@
                 <w:color w:val="22252A"/>
                 <w:sz w:val="18"/>
               </w:rPr>
-              <w:t>15 + 3 rows; requires torch</w:t>
+              <w:t>15 + 3 dòng; cần torch</w:t>
             </w:r>
           </w:p>
         </w:tc>
@@ -6828,7 +7004,7 @@
                 <w:color w:val="22252A"/>
                 <w:sz w:val="18"/>
               </w:rPr>
-              <w:t>docs/*/figures/*.png (7 figures x 3 output dirs)</w:t>
+              <w:t>docs/*/figures/*.png (7 hình x 3 thư mục đầu ra)</w:t>
             </w:r>
           </w:p>
         </w:tc>
@@ -6850,7 +7026,7 @@
                 <w:color w:val="22252A"/>
                 <w:sz w:val="18"/>
               </w:rPr>
-              <w:t>regenerates every figure from the CSVs above</w:t>
+              <w:t>sinh lại mọi hình từ các CSV ở trên</w:t>
             </w:r>
           </w:p>
         </w:tc>
@@ -6921,7 +7097,7 @@
                 <w:color w:val="22252A"/>
                 <w:sz w:val="18"/>
               </w:rPr>
-              <w:t>the Research Report</w:t>
+              <w:t>Research Report</w:t>
             </w:r>
           </w:p>
         </w:tc>
@@ -6989,7 +7165,7 @@
                 <w:color w:val="22252A"/>
                 <w:sz w:val="18"/>
               </w:rPr>
-              <w:t>this document</w:t>
+              <w:t>tài liệu này</w:t>
             </w:r>
           </w:p>
         </w:tc>
@@ -7016,7 +7192,7 @@
           <w:color w:val="162C52"/>
           <w:sz w:val="21"/>
         </w:rPr>
-        <w:t>DO NOT run train_momaql_multipass.py as a substitute for train_momaql.py -- it is explicitly disclosed as unstable and can write data/momaql_q_table_multipass.json, which some scripts prefer over the canonical table when present. If that file exists, quarantine it before any evaluation run.</w:t>
+        <w:t>KHÔNG chạy train_momaql_multipass.py thay cho train_momaql.py -- đã công bố rõ là không ổn định, có thể ghi ra data/momaql_q_table_multipass.json, và một số script sẽ ưu tiên dùng file đó thay vì bảng canonical nếu nó tồn tại. Nếu file đó có sẵn, cách ly nó trước khi chạy bất kỳ đánh giá nào.</w:t>
       </w:r>
     </w:p>
     <w:p>
@@ -7032,7 +7208,7 @@
           <w:color w:val="162C52"/>
           <w:sz w:val="32"/>
         </w:rPr>
-        <w:t>10. Reproducibility Package</w:t>
+        <w:t>10. Gói Khả năng Tái lập (Reproducibility Package)</w:t>
       </w:r>
     </w:p>
     <w:p>
@@ -7075,7 +7251,7 @@
                 <w:color w:val="FFFFFF"/>
                 <w:sz w:val="18"/>
               </w:rPr>
-              <w:t>Field</w:t>
+              <w:t>Trường</w:t>
             </w:r>
           </w:p>
         </w:tc>
@@ -7099,7 +7275,7 @@
                 <w:color w:val="FFFFFF"/>
                 <w:sz w:val="18"/>
               </w:rPr>
-              <w:t>Value</w:t>
+              <w:t>Giá trị</w:t>
             </w:r>
           </w:p>
         </w:tc>
@@ -7145,7 +7321,7 @@
                 <w:color w:val="22252A"/>
                 <w:sz w:val="18"/>
               </w:rPr>
-              <w:t>61e67221633b1938644fbfccd1ecc57ff692d8ed</w:t>
+              <w:t>da4154b12ca9dcb465d305d1a1aaf277aa42bf9e</w:t>
             </w:r>
           </w:p>
         </w:tc>
@@ -7170,7 +7346,7 @@
                 <w:color w:val="22252A"/>
                 <w:sz w:val="18"/>
               </w:rPr>
-              <w:t>Dataset manifest</w:t>
+              <w:t>Manifest dataset</w:t>
             </w:r>
           </w:p>
         </w:tc>
@@ -7193,7 +7369,7 @@
                 <w:color w:val="22252A"/>
                 <w:sz w:val="18"/>
               </w:rPr>
-              <w:t>data/train.parquet (912,375 rows), data/val.parquet (195,508 rows), data/test.parquet (195,510 rows)</w:t>
+              <w:t>data/train.parquet (912.375 dòng), data/val.parquet (195.508 dòng), data/test.parquet (195.510 dòng)</w:t>
             </w:r>
           </w:p>
         </w:tc>
@@ -7264,7 +7440,7 @@
                 <w:color w:val="22252A"/>
                 <w:sz w:val="18"/>
               </w:rPr>
-              <w:t>Configuration</w:t>
+              <w:t>Cấu hình</w:t>
             </w:r>
           </w:p>
         </w:tc>
@@ -7287,7 +7463,7 @@
                 <w:color w:val="22252A"/>
                 <w:sz w:val="18"/>
               </w:rPr>
-              <w:t>N_DRIVERS=200, window=60s, MAX_PICKUP_ETA=600s, lambda=0.5 default (swept 0-1), gamma=0.9, alpha=0.1</w:t>
+              <w:t>N_DRIVERS=200, window=60s, MAX_PICKUP_ETA=600s, lambda=0,5 mặc định (quét 0-1), gamma=0,9, alpha=0,1</w:t>
             </w:r>
           </w:p>
         </w:tc>
@@ -7311,7 +7487,7 @@
                 <w:color w:val="22252A"/>
                 <w:sz w:val="18"/>
               </w:rPr>
-              <w:t>Random seeds</w:t>
+              <w:t>Seed ngẫu nhiên</w:t>
             </w:r>
           </w:p>
         </w:tc>
@@ -7333,7 +7509,7 @@
                 <w:color w:val="22252A"/>
                 <w:sz w:val="18"/>
               </w:rPr>
-              <w:t>20260721, 20260722, 20260723, 20260724, 20260725 (main experiments); first 3 of these for mechanism experiments</w:t>
+              <w:t>20260721, 20260722, 20260723, 20260724, 20260725 (thí nghiệm chính); 3 seed đầu dùng cho thí nghiệm cơ chế</w:t>
             </w:r>
           </w:p>
         </w:tc>
@@ -7358,7 +7534,7 @@
                 <w:color w:val="22252A"/>
                 <w:sz w:val="18"/>
               </w:rPr>
-              <w:t>Environment</w:t>
+              <w:t>Môi trường</w:t>
             </w:r>
           </w:p>
         </w:tc>
@@ -7381,7 +7557,7 @@
                 <w:color w:val="22252A"/>
                 <w:sz w:val="18"/>
               </w:rPr>
-              <w:t>Python 3.12.10, numpy 2.2.6, pandas 2.3.2, pyarrow 21.0.0, scipy 1.16.2, torch 2.7.1+cu118 (versions at build time -- re-check with `pip show` before citing in a formal report)</w:t>
+              <w:t>Python 3.12.10, numpy 2.2.6, pandas 2.3.2, pyarrow 21.0.0, scipy 1.16.2, torch 2.7.1+cu118 (version tại thời điểm build -- kiểm tra lại bằng `pip show` trước khi trích dẫn vào báo cáo chính thức)</w:t>
             </w:r>
           </w:p>
         </w:tc>
@@ -7427,7 +7603,7 @@
                 <w:color w:val="22252A"/>
                 <w:sz w:val="18"/>
               </w:rPr>
-              <w:t>Intel Core i5-10300H (CPU-only for all simulator/dispatch experiments); NVIDIA GTX 1650 via CUDA (MLP training in train_and_eval_mlp.py only)</w:t>
+              <w:t>Intel Core i5-10300H (chỉ dùng CPU cho mọi thí nghiệm simulator/dispatch); NVIDIA GTX 1650 qua CUDA (chỉ dùng để huấn luyện MLP trong train_and_eval_mlp.py)</w:t>
             </w:r>
           </w:p>
         </w:tc>
@@ -7452,7 +7628,7 @@
                 <w:color w:val="22252A"/>
                 <w:sz w:val="18"/>
               </w:rPr>
-              <w:t>Number of tests</w:t>
+              <w:t>Số lượng test</w:t>
             </w:r>
           </w:p>
         </w:tc>
@@ -7475,7 +7651,7 @@
                 <w:color w:val="22252A"/>
                 <w:sz w:val="18"/>
               </w:rPr>
-              <w:t xml:space="preserve">            passed to a binary file/buffer, a wrapper is inserted.</w:t>
+              <w:t>20 errors in 5.10s -- data/train.parquet chưa có trong bundle này (bị gitignore theo thiết kế, quá lớn để đóng gói); phải lấy riêng các phần chia parquet để chạy lại bộ test này cục bộ (Mục 11.3)</w:t>
             </w:r>
           </w:p>
         </w:tc>
@@ -7499,7 +7675,7 @@
                 <w:color w:val="22252A"/>
                 <w:sz w:val="18"/>
               </w:rPr>
-              <w:t>Result artifacts</w:t>
+              <w:t>Artifact kết quả</w:t>
             </w:r>
           </w:p>
         </w:tc>
@@ -7521,7 +7697,7 @@
                 <w:color w:val="22252A"/>
                 <w:sz w:val="18"/>
               </w:rPr>
-              <w:t>every file in reports/ (16 CSVs + 1 PNG + 1 JSON checksum manifest) -- Validation. Held-out Test artifacts: final_test/ (see Sec. 8).</w:t>
+              <w:t>mọi file trong reports/ (16 CSV + 1 PNG + 1 manifest checksum JSON) -- Validation. Artifact Held-out Test: final_test/ (xem Mục 8).</w:t>
             </w:r>
           </w:p>
         </w:tc>
@@ -7544,7 +7720,7 @@
           <w:color w:val="5B6370"/>
           <w:sz w:val="19"/>
         </w:rPr>
-        <w:t>reports/dataset_checksums.json is a static, previously-written snapshot; the table above is computed FRESH at document-build time and is the authoritative source if the two ever disagree.</w:t>
+        <w:t>reports/dataset_checksums.json là snapshot tĩnh, đã ghi từ trước; bảng ở trên tính MỚI tại thời điểm build tài liệu và là nguồn có thẩm quyền nếu 2 bên có mâu thuẫn.</w:t>
       </w:r>
     </w:p>
     <w:p>
@@ -7560,7 +7736,7 @@
           <w:color w:val="162C52"/>
           <w:sz w:val="32"/>
         </w:rPr>
-        <w:t>11. Known Issues, Assumptions, and Troubleshooting</w:t>
+        <w:t>11. Vấn đề Đã biết, Giả định, và Xử lý sự cố (Known Issues, Assumptions, and Troubleshooting)</w:t>
       </w:r>
     </w:p>
     <w:p>
@@ -7584,7 +7760,7 @@
           <w:color w:val="2B6CB0"/>
           <w:sz w:val="25"/>
         </w:rPr>
-        <w:t>11.1 Assumptions (mirrors Research Report Sec. 11.3, engineering framing)</w:t>
+        <w:t>11.1 Giả định (khớp Research Report Mục 11.3, theo góc nhìn kỹ thuật)</w:t>
       </w:r>
     </w:p>
     <w:p>
@@ -7598,7 +7774,7 @@
           <w:color w:val="22252A"/>
           <w:sz w:val="21"/>
         </w:rPr>
-        <w:t>A1. Driver count (200) is not specified by the paper. Chosen as a plausible Manhattan fleet size; change N_DRIVERS at the top of any run_*.py to test sensitivity (see fleet_scale_results.csv for the N=100/200/400 sweep already run).</w:t>
+        <w:t>A1. Số lượng tài xế (200) không được paper nêu rõ. Chọn theo quy mô đội xe hợp lý cho Manhattan; đổi N_DRIVERS ở đầu bất kỳ run_*.py nào để test sensitivity (xem fleet_scale_results.csv cho quét N=100/200/400 đã chạy sẵn).</w:t>
       </w:r>
     </w:p>
     <w:p>
@@ -7612,7 +7788,7 @@
           <w:color w:val="22252A"/>
           <w:sz w:val="21"/>
         </w:rPr>
-        <w:t>A2. Spatial representation uses 67 official TLC taxi zones, not a custom-clustered graph -- pickup_zone_id/dropoff_zone_id come directly from the parquet columns, no extra clustering step in this codebase.</w:t>
+        <w:t>A2. Biểu diễn không gian dùng 67 zone taxi TLC chính thức, không phải đồ thị tự gộp cụm -- pickup_zone_id/dropoff_zone_id lấy trực tiếp từ cột parquet, codebase này không có bước clustering thêm.</w:t>
       </w:r>
     </w:p>
     <w:p>
@@ -7626,7 +7802,7 @@
           <w:color w:val="22252A"/>
           <w:sz w:val="21"/>
         </w:rPr>
-        <w:t>A3. Pickup ETA is haversine distance at a constant 12 mph (AVG_SPEED_MPH), not road routing -- a deliberate lightweight-simulator simplification (see src/simulator.py module docstring).</w:t>
+        <w:t>A3. ETA đón khách là khoảng cách haversine với tốc độ hằng số 12 mph (AVG_SPEED_MPH), không phải road routing -- đơn giản hóa có chủ đích cho simulator nhẹ (xem docstring module src/simulator.py).</w:t>
       </w:r>
     </w:p>
     <w:p>
@@ -7640,7 +7816,7 @@
           <w:color w:val="22252A"/>
           <w:sz w:val="21"/>
         </w:rPr>
-        <w:t>A4. Q(zone,hour) is trained via a single sequential pass over train.parquet (train_momaql.py, one seed=20260721) -- not multiple epochs. train_momaql_multipass.py exists but is explicitly disclosed unstable; its diagnostic output lives in reports/momaql_convergence.csv (5 rows, annealed-alpha passes) for provenance only, not as an evaluation input.</w:t>
+        <w:t>A4. Q(vùng,giờ) huấn luyện qua 1 lượt tuần tự duy nhất trên train.parquet (train_momaql.py, 1 seed=20260721) -- không phải nhiều epoch. train_momaql_multipass.py có tồn tại nhưng đã công bố rõ là không ổn định; output chẩn đoán của nó nằm ở reports/momaql_convergence.csv (5 dòng, các lượt annealed-alpha) chỉ để lưu vết, không dùng làm input đánh giá.</w:t>
       </w:r>
     </w:p>
     <w:p>
@@ -7654,7 +7830,7 @@
           <w:color w:val="22252A"/>
           <w:sz w:val="21"/>
         </w:rPr>
-        <w:t>A5. No dependency version lockfile is retained; Sec. 3's package list is the audited working set, not a pinned requirements.txt.</w:t>
+        <w:t>A5. Không giữ lại lockfile version dependency nào; danh sách package ở Mục 3 là bộ đã audit đang hoạt động, không phải requirements.txt đã ghim version.</w:t>
       </w:r>
     </w:p>
     <w:p>
@@ -7670,7 +7846,7 @@
           <w:color w:val="2B6CB0"/>
           <w:sz w:val="25"/>
         </w:rPr>
-        <w:t>11.2 Known Issues</w:t>
+        <w:t>11.2 Vấn đề Đã biết (Known Issues)</w:t>
       </w:r>
     </w:p>
     <w:p>
@@ -7684,7 +7860,7 @@
           <w:color w:val="22252A"/>
           <w:sz w:val="21"/>
         </w:rPr>
-        <w:t>tests/test_simulator_invariants.py::test_no_double_booking_within_window and ::test_time_monotonicity call the simulator with the default record_trace=False, so their trace-based assertions currently iterate over an empty trace list. They pass, but do not exercise the trace-dependent code path they were written to check -- rerun with record_trace=True locally if you need that specific guarantee verified.</w:t>
+        <w:t>tests/test_simulator_invariants.py::test_no_double_booking_within_window và ::test_time_monotonicity gọi simulator với record_trace=False mặc định, nên assertion dựa trên trace của chúng hiện đang lặp trên danh sách trace rỗng. Chúng pass, nhưng không thực sự chạy qua code path phụ thuộc trace mà chúng được viết ra để kiểm tra -- chạy lại với record_trace=True cục bộ nếu cần verify đúng guarantee đó.</w:t>
       </w:r>
     </w:p>
     <w:p>
@@ -7698,7 +7874,7 @@
           <w:color w:val="22252A"/>
           <w:sz w:val="21"/>
         </w:rPr>
-        <w:t>run_r2_ablation.py and run_pareto_frontier.py silently prefer data/momaql_q_table_multipass.json over the canonical trained table if that file exists on disk (see Sec. 8 warning) -- this is existing script behavior, not a bug fix made in this pass, but it is easy to trip over by accident.</w:t>
+        <w:t>run_r2_ablation.py và run_pareto_frontier.py âm thầm ưu tiên data/momaql_q_table_multipass.json hơn bảng canonical nếu file đó tồn tại trên đĩa (xem cảnh báo Mục 8) -- đây là hành vi script có sẵn từ trước, không phải bug được sửa trong đợt này, nhưng rất dễ vô tình dính phải.</w:t>
       </w:r>
     </w:p>
     <w:p>
@@ -7712,7 +7888,7 @@
           <w:color w:val="22252A"/>
           <w:sz w:val="21"/>
         </w:rPr>
-        <w:t>No structured logging framework; every script prints plain stdout progress lines with flush=True. Capture stdout to a file if you need a persistent run log.</w:t>
+        <w:t>Không có structured logging framework; mỗi script chỉ print dòng tiến trình ra stdout thuần với flush=True. Capture stdout ra file nếu cần lưu log chạy lâu dài.</w:t>
       </w:r>
     </w:p>
     <w:p>
@@ -7728,7 +7904,7 @@
           <w:color w:val="2B6CB0"/>
           <w:sz w:val="25"/>
         </w:rPr>
-        <w:t>11.3 Troubleshooting</w:t>
+        <w:t>11.3 Xử lý sự cố (Troubleshooting)</w:t>
       </w:r>
     </w:p>
     <w:p>
@@ -7742,7 +7918,7 @@
           <w:color w:val="22252A"/>
           <w:sz w:val="21"/>
         </w:rPr>
-        <w:t>"FileNotFoundError: data/train.parquet" -- the parquet splits are gitignored (too large for a normal git push); they must be obtained separately from wherever this repository's data was originally prepared. Only reports/*.csv and the trained Q-table JSON are tracked.</w:t>
+        <w:t>"FileNotFoundError: data/train.parquet" -- các phần chia parquet bị gitignore (quá to để push git bình thường); phải lấy riêng từ nơi dữ liệu của repo này ban đầu được chuẩn bị. Chỉ reports/*.csv và JSON bảng Q đã huấn luyện được track.</w:t>
       </w:r>
     </w:p>
     <w:p>
@@ -7756,7 +7932,7 @@
           <w:color w:val="22252A"/>
           <w:sz w:val="21"/>
         </w:rPr>
-        <w:t>Results differ slightly from the numbers cited in the Research Report -- check reports/dataset_checksums.json (Sec. 9) matches your local data/ files byte-for-byte first; a different parquet build will shift every downstream number.</w:t>
+        <w:t>Kết quả lệch nhẹ so với số trích dẫn trong Research Report -- kiểm tra reports/dataset_checksums.json (Mục 10) có khớp byte-for-byte với file data/ cục bộ của anh trước; 1 bản build parquet khác sẽ làm lệch mọi con số downstream.</w:t>
       </w:r>
     </w:p>
     <w:p>
@@ -7770,7 +7946,7 @@
           <w:color w:val="22252A"/>
           <w:sz w:val="21"/>
         </w:rPr>
-        <w:t>Memory pressure on machines with limited free RAM -- every run_*.py already calls gc.collect() and del's large objects between seeds/configs; if it still OOMs, reduce SEEDS to a single value first to isolate whether it's a per-seed leak or genuinely insufficient RAM for one seed's working set.</w:t>
+        <w:t>Áp lực bộ nhớ trên máy ít RAM trống -- mỗi run_*.py đã gọi gc.collect() và del object lớn giữa các seed/config; nếu vẫn OOM, giảm SEEDS về 1 giá trị duy nhất trước để cô lập xem đây là leak theo từng seed hay thật sự không đủ RAM cho working set của 1 seed.</w:t>
       </w:r>
     </w:p>
     <w:p>
@@ -7784,7 +7960,7 @@
           <w:color w:val="22252A"/>
           <w:sz w:val="21"/>
         </w:rPr>
-        <w:t>train_and_eval_mlp.py fails to import torch -- it is the only script in this repo that needs it; every other script is pure numpy/pandas/pyarrow/scipy.</w:t>
+        <w:t>train_and_eval_mlp.py lỗi import torch -- đây là script duy nhất trong repo cần nó; mọi script khác chỉ dùng numpy/pandas/pyarrow/scipy thuần.</w:t>
       </w:r>
     </w:p>
     <w:sectPr>
@@ -7811,7 +7987,7 @@
         <w:color w:val="5B6370"/>
         <w:sz w:val="17"/>
       </w:rPr>
-      <w:t xml:space="preserve">FairDispatch -- Technical Documentation   |   </w:t>
+      <w:t xml:space="preserve">FairDispatch -- Tài liệu Kỹ thuật   |   </w:t>
     </w:r>
     <w:r>
       <w:rPr>

--- a/01_Tai_Lieu_Ky_Thuat/Technical_Documentation.docx
+++ b/01_Tai_Lieu_Ky_Thuat/Technical_Documentation.docx
@@ -73,7 +73,7 @@
           <w:color w:val="5B6370"/>
           <w:sz w:val="20"/>
         </w:rPr>
-        <w:t>Git commit tại thời điểm build: da4154b12ca9</w:t>
+        <w:t>Git commit tại thời điểm build: 3950e7fed5a5</w:t>
       </w:r>
     </w:p>
     <w:p>
@@ -92,6 +92,100 @@
     </w:p>
     <w:p>
       <w:r>
+        <w:br w:type="page"/>
+      </w:r>
+    </w:p>
+    <w:p>
+      <w:pPr>
+        <w:spacing w:after="120"/>
+        <w:jc w:val="center"/>
+      </w:pPr>
+      <w:r>
+        <w:rPr>
+          <w:rFonts w:ascii="Calibri" w:hAnsi="Calibri"/>
+          <w:b/>
+          <w:color w:val="162C52"/>
+          <w:sz w:val="40"/>
+        </w:rPr>
+        <w:t>MỤC LỤC</w:t>
+      </w:r>
+    </w:p>
+    <w:p>
+      <w:pPr>
+        <w:spacing w:before="40" w:after="200"/>
+        <w:pBdr>
+          <w:bottom w:val="single" w:sz="14" w:space="1" w:color="2B6CB0"/>
+        </w:pBdr>
+      </w:pPr>
+    </w:p>
+    <w:p>
+      <w:r>
+        <w:rPr>
+          <w:rFonts w:ascii="Cambria" w:hAnsi="Cambria"/>
+          <w:color w:val="22252A"/>
+          <w:sz w:val="22"/>
+        </w:rPr>
+        <w:fldChar w:fldCharType="begin" w:dirty="true"/>
+        <w:instrText xml:space="preserve">TOC \o "1-2" \h \z \u</w:instrText>
+        <w:fldChar w:fldCharType="separate"/>
+        <w:t xml:space="preserve">Đang tạo mục lục -- mở bằng Microsoft Word (hoặc để Word tự cập nhật khi xuất PDF).</w:t>
+        <w:fldChar w:fldCharType="end"/>
+      </w:r>
+    </w:p>
+    <w:p>
+      <w:pPr>
+        <w:spacing w:before="360" w:after="120"/>
+      </w:pPr>
+      <w:r>
+        <w:rPr>
+          <w:rFonts w:ascii="Calibri" w:hAnsi="Calibri"/>
+          <w:b/>
+          <w:color w:val="2B6CB0"/>
+          <w:sz w:val="26"/>
+        </w:rPr>
+        <w:t>DANH MỤC HÌNH ẢNH</w:t>
+      </w:r>
+    </w:p>
+    <w:p>
+      <w:r>
+        <w:rPr>
+          <w:rFonts w:ascii="Cambria" w:hAnsi="Cambria"/>
+          <w:color w:val="22252A"/>
+          <w:sz w:val="22"/>
+        </w:rPr>
+        <w:fldChar w:fldCharType="begin" w:dirty="true"/>
+        <w:instrText xml:space="preserve">TOC \c "Hinh" \h \z</w:instrText>
+        <w:fldChar w:fldCharType="separate"/>
+        <w:t xml:space="preserve">Chưa có hình ảnh nào -- hoặc mở bằng Word để cập nhật danh mục.</w:t>
+        <w:fldChar w:fldCharType="end"/>
+      </w:r>
+    </w:p>
+    <w:p>
+      <w:pPr>
+        <w:spacing w:before="360" w:after="120"/>
+      </w:pPr>
+      <w:r>
+        <w:rPr>
+          <w:rFonts w:ascii="Calibri" w:hAnsi="Calibri"/>
+          <w:b/>
+          <w:color w:val="2B6CB0"/>
+          <w:sz w:val="26"/>
+        </w:rPr>
+        <w:t>DANH MỤC BẢNG BIỂU</w:t>
+      </w:r>
+    </w:p>
+    <w:p>
+      <w:r>
+        <w:rPr>
+          <w:rFonts w:ascii="Cambria" w:hAnsi="Cambria"/>
+          <w:color w:val="22252A"/>
+          <w:sz w:val="22"/>
+        </w:rPr>
+        <w:fldChar w:fldCharType="begin" w:dirty="true"/>
+        <w:instrText xml:space="preserve">TOC \c "Bang" \h \z</w:instrText>
+        <w:fldChar w:fldCharType="separate"/>
+        <w:t xml:space="preserve">Chưa có bảng nào -- hoặc mở bằng Word để cập nhật danh mục.</w:t>
+        <w:fldChar w:fldCharType="end"/>
         <w:br w:type="page"/>
       </w:r>
     </w:p>
@@ -200,7 +294,21 @@
           <w:color w:val="2B6CB0"/>
           <w:sz w:val="18"/>
         </w:rPr>
-        <w:t xml:space="preserve">Hinh 1. </w:t>
+        <w:t xml:space="preserve">Hinh </w:t>
+      </w:r>
+      <w:fldSimple w:instr=" SEQ Hinh \* ARABIC ">
+        <w:r>
+          <w:t>1</w:t>
+        </w:r>
+      </w:fldSimple>
+      <w:r>
+        <w:rPr>
+          <w:rFonts w:ascii="Calibri" w:hAnsi="Calibri"/>
+          <w:b/>
+          <w:color w:val="2B6CB0"/>
+          <w:sz w:val="18"/>
+        </w:rPr>
+        <w:t xml:space="preserve">. </w:t>
       </w:r>
       <w:r>
         <w:rPr>
@@ -1095,6 +1203,43 @@
     </w:p>
     <w:p>
       <w:pPr>
+        <w:spacing w:after="240"/>
+      </w:pPr>
+      <w:r>
+        <w:rPr>
+          <w:rFonts w:ascii="Calibri" w:hAnsi="Calibri"/>
+          <w:b/>
+          <w:color w:val="2B6CB0"/>
+          <w:sz w:val="18"/>
+        </w:rPr>
+        <w:t xml:space="preserve">Bảng </w:t>
+      </w:r>
+      <w:fldSimple w:instr=" SEQ Bang \* ARABIC ">
+        <w:r>
+          <w:t>1</w:t>
+        </w:r>
+      </w:fldSimple>
+      <w:r>
+        <w:rPr>
+          <w:rFonts w:ascii="Calibri" w:hAnsi="Calibri"/>
+          <w:b/>
+          <w:color w:val="2B6CB0"/>
+          <w:sz w:val="18"/>
+        </w:rPr>
+        <w:t xml:space="preserve">. </w:t>
+      </w:r>
+      <w:r>
+        <w:rPr>
+          <w:rFonts w:ascii="Cambria" w:hAnsi="Cambria"/>
+          <w:i/>
+          <w:color w:val="5B6370"/>
+          <w:sz w:val="18"/>
+        </w:rPr>
+        <w:t>Môi trường phần cứng/phần mềm đã audit tại thời điểm build tài liệu.</w:t>
+      </w:r>
+    </w:p>
+    <w:p>
+      <w:pPr>
         <w:spacing w:before="80" w:after="200"/>
         <w:ind w:left="283"/>
         <w:shd w:fill="F5F6F8"/>
@@ -1392,6 +1537,43 @@
       <w:pPr>
         <w:spacing w:after="200"/>
       </w:pPr>
+    </w:p>
+    <w:p>
+      <w:pPr>
+        <w:spacing w:after="240"/>
+      </w:pPr>
+      <w:r>
+        <w:rPr>
+          <w:rFonts w:ascii="Calibri" w:hAnsi="Calibri"/>
+          <w:b/>
+          <w:color w:val="2B6CB0"/>
+          <w:sz w:val="18"/>
+        </w:rPr>
+        <w:t xml:space="preserve">Bảng </w:t>
+      </w:r>
+      <w:fldSimple w:instr=" SEQ Bang \* ARABIC ">
+        <w:r>
+          <w:t>2</w:t>
+        </w:r>
+      </w:fldSimple>
+      <w:r>
+        <w:rPr>
+          <w:rFonts w:ascii="Calibri" w:hAnsi="Calibri"/>
+          <w:b/>
+          <w:color w:val="2B6CB0"/>
+          <w:sz w:val="18"/>
+        </w:rPr>
+        <w:t xml:space="preserve">. </w:t>
+      </w:r>
+      <w:r>
+        <w:rPr>
+          <w:rFonts w:ascii="Cambria" w:hAnsi="Cambria"/>
+          <w:i/>
+          <w:color w:val="5B6370"/>
+          <w:sz w:val="18"/>
+        </w:rPr>
+        <w:t>Vai trò của từng phần chia dữ liệu (train/val/test).</w:t>
+      </w:r>
     </w:p>
     <w:p>
       <w:pPr>
@@ -2240,6 +2422,43 @@
     </w:p>
     <w:p>
       <w:pPr>
+        <w:spacing w:after="240"/>
+      </w:pPr>
+      <w:r>
+        <w:rPr>
+          <w:rFonts w:ascii="Calibri" w:hAnsi="Calibri"/>
+          <w:b/>
+          <w:color w:val="2B6CB0"/>
+          <w:sz w:val="18"/>
+        </w:rPr>
+        <w:t xml:space="preserve">Bảng </w:t>
+      </w:r>
+      <w:fldSimple w:instr=" SEQ Bang \* ARABIC ">
+        <w:r>
+          <w:t>3</w:t>
+        </w:r>
+      </w:fldSimple>
+      <w:r>
+        <w:rPr>
+          <w:rFonts w:ascii="Calibri" w:hAnsi="Calibri"/>
+          <w:b/>
+          <w:color w:val="2B6CB0"/>
+          <w:sz w:val="18"/>
+        </w:rPr>
+        <w:t xml:space="preserve">. </w:t>
+      </w:r>
+      <w:r>
+        <w:rPr>
+          <w:rFonts w:ascii="Cambria" w:hAnsi="Cambria"/>
+          <w:i/>
+          <w:color w:val="5B6370"/>
+          <w:sz w:val="18"/>
+        </w:rPr>
+        <w:t>Các hàm chính trong src/simulator.py.</w:t>
+      </w:r>
+    </w:p>
+    <w:p>
+      <w:pPr>
         <w:spacing w:after="140"/>
       </w:pPr>
       <w:r>
@@ -2709,6 +2928,43 @@
     </w:p>
     <w:p>
       <w:pPr>
+        <w:spacing w:after="240"/>
+      </w:pPr>
+      <w:r>
+        <w:rPr>
+          <w:rFonts w:ascii="Calibri" w:hAnsi="Calibri"/>
+          <w:b/>
+          <w:color w:val="2B6CB0"/>
+          <w:sz w:val="18"/>
+        </w:rPr>
+        <w:t xml:space="preserve">Bảng </w:t>
+      </w:r>
+      <w:fldSimple w:instr=" SEQ Bang \* ARABIC ">
+        <w:r>
+          <w:t>4</w:t>
+        </w:r>
+      </w:fldSimple>
+      <w:r>
+        <w:rPr>
+          <w:rFonts w:ascii="Calibri" w:hAnsi="Calibri"/>
+          <w:b/>
+          <w:color w:val="2B6CB0"/>
+          <w:sz w:val="18"/>
+        </w:rPr>
+        <w:t xml:space="preserve">. </w:t>
+      </w:r>
+      <w:r>
+        <w:rPr>
+          <w:rFonts w:ascii="Cambria" w:hAnsi="Cambria"/>
+          <w:i/>
+          <w:color w:val="5B6370"/>
+          <w:sz w:val="18"/>
+        </w:rPr>
+        <w:t>Công thức score_fn của 5 policy điều phối.</w:t>
+      </w:r>
+    </w:p>
+    <w:p>
+      <w:pPr>
         <w:spacing w:after="140"/>
       </w:pPr>
       <w:r>
@@ -2992,6 +3248,43 @@
       <w:pPr>
         <w:spacing w:after="200"/>
       </w:pPr>
+    </w:p>
+    <w:p>
+      <w:pPr>
+        <w:spacing w:after="240"/>
+      </w:pPr>
+      <w:r>
+        <w:rPr>
+          <w:rFonts w:ascii="Calibri" w:hAnsi="Calibri"/>
+          <w:b/>
+          <w:color w:val="2B6CB0"/>
+          <w:sz w:val="18"/>
+        </w:rPr>
+        <w:t xml:space="preserve">Bảng </w:t>
+      </w:r>
+      <w:fldSimple w:instr=" SEQ Bang \* ARABIC ">
+        <w:r>
+          <w:t>5</w:t>
+        </w:r>
+      </w:fldSimple>
+      <w:r>
+        <w:rPr>
+          <w:rFonts w:ascii="Calibri" w:hAnsi="Calibri"/>
+          <w:b/>
+          <w:color w:val="2B6CB0"/>
+          <w:sz w:val="18"/>
+        </w:rPr>
+        <w:t xml:space="preserve">. </w:t>
+      </w:r>
+      <w:r>
+        <w:rPr>
+          <w:rFonts w:ascii="Cambria" w:hAnsi="Cambria"/>
+          <w:i/>
+          <w:color w:val="5B6370"/>
+          <w:sz w:val="18"/>
+        </w:rPr>
+        <w:t>Các hàm trong common_loader.py.</w:t>
+      </w:r>
     </w:p>
     <w:p>
       <w:pPr>
@@ -4176,6 +4469,43 @@
     </w:p>
     <w:p>
       <w:pPr>
+        <w:spacing w:after="240"/>
+      </w:pPr>
+      <w:r>
+        <w:rPr>
+          <w:rFonts w:ascii="Calibri" w:hAnsi="Calibri"/>
+          <w:b/>
+          <w:color w:val="2B6CB0"/>
+          <w:sz w:val="18"/>
+        </w:rPr>
+        <w:t xml:space="preserve">Bảng </w:t>
+      </w:r>
+      <w:fldSimple w:instr=" SEQ Bang \* ARABIC ">
+        <w:r>
+          <w:t>6</w:t>
+        </w:r>
+      </w:fldSimple>
+      <w:r>
+        <w:rPr>
+          <w:rFonts w:ascii="Calibri" w:hAnsi="Calibri"/>
+          <w:b/>
+          <w:color w:val="2B6CB0"/>
+          <w:sz w:val="18"/>
+        </w:rPr>
+        <w:t xml:space="preserve">. </w:t>
+      </w:r>
+      <w:r>
+        <w:rPr>
+          <w:rFonts w:ascii="Cambria" w:hAnsi="Cambria"/>
+          <w:i/>
+          <w:color w:val="5B6370"/>
+          <w:sz w:val="18"/>
+        </w:rPr>
+        <w:t>Hằng số cấu hình cấp module (không có central config file).</w:t>
+      </w:r>
+    </w:p>
+    <w:p>
+      <w:pPr>
         <w:pStyle w:val="Heading1"/>
         <w:keepNext/>
         <w:spacing w:before="400" w:after="180"/>
@@ -4580,6 +4910,43 @@
     </w:p>
     <w:p>
       <w:pPr>
+        <w:spacing w:after="240"/>
+      </w:pPr>
+      <w:r>
+        <w:rPr>
+          <w:rFonts w:ascii="Calibri" w:hAnsi="Calibri"/>
+          <w:b/>
+          <w:color w:val="2B6CB0"/>
+          <w:sz w:val="18"/>
+        </w:rPr>
+        <w:t xml:space="preserve">Bảng </w:t>
+      </w:r>
+      <w:fldSimple w:instr=" SEQ Bang \* ARABIC ">
+        <w:r>
+          <w:t>7</w:t>
+        </w:r>
+      </w:fldSimple>
+      <w:r>
+        <w:rPr>
+          <w:rFonts w:ascii="Calibri" w:hAnsi="Calibri"/>
+          <w:b/>
+          <w:color w:val="2B6CB0"/>
+          <w:sz w:val="18"/>
+        </w:rPr>
+        <w:t xml:space="preserve">. </w:t>
+      </w:r>
+      <w:r>
+        <w:rPr>
+          <w:rFonts w:ascii="Cambria" w:hAnsi="Cambria"/>
+          <w:i/>
+          <w:color w:val="5B6370"/>
+          <w:sz w:val="18"/>
+        </w:rPr>
+        <w:t>Protocol đóng băng dùng cho Final Held-out Test.</w:t>
+      </w:r>
+    </w:p>
+    <w:p>
+      <w:pPr>
         <w:spacing w:after="140"/>
       </w:pPr>
       <w:r>
@@ -4952,6 +5319,43 @@
       <w:pPr>
         <w:spacing w:after="200"/>
       </w:pPr>
+    </w:p>
+    <w:p>
+      <w:pPr>
+        <w:spacing w:after="240"/>
+      </w:pPr>
+      <w:r>
+        <w:rPr>
+          <w:rFonts w:ascii="Calibri" w:hAnsi="Calibri"/>
+          <w:b/>
+          <w:color w:val="2B6CB0"/>
+          <w:sz w:val="18"/>
+        </w:rPr>
+        <w:t xml:space="preserve">Bảng </w:t>
+      </w:r>
+      <w:fldSimple w:instr=" SEQ Bang \* ARABIC ">
+        <w:r>
+          <w:t>8</w:t>
+        </w:r>
+      </w:fldSimple>
+      <w:r>
+        <w:rPr>
+          <w:rFonts w:ascii="Calibri" w:hAnsi="Calibri"/>
+          <w:b/>
+          <w:color w:val="2B6CB0"/>
+          <w:sz w:val="18"/>
+        </w:rPr>
+        <w:t xml:space="preserve">. </w:t>
+      </w:r>
+      <w:r>
+        <w:rPr>
+          <w:rFonts w:ascii="Cambria" w:hAnsi="Cambria"/>
+          <w:i/>
+          <w:color w:val="5B6370"/>
+          <w:sz w:val="18"/>
+        </w:rPr>
+        <w:t>Số dòng bị ảnh hưởng qua từng bước data quality transform (test.parquet).</w:t>
+      </w:r>
     </w:p>
     <w:p>
       <w:pPr>
@@ -5749,6 +6153,43 @@
     </w:p>
     <w:p>
       <w:pPr>
+        <w:spacing w:after="240"/>
+      </w:pPr>
+      <w:r>
+        <w:rPr>
+          <w:rFonts w:ascii="Calibri" w:hAnsi="Calibri"/>
+          <w:b/>
+          <w:color w:val="2B6CB0"/>
+          <w:sz w:val="18"/>
+        </w:rPr>
+        <w:t xml:space="preserve">Bảng </w:t>
+      </w:r>
+      <w:fldSimple w:instr=" SEQ Bang \* ARABIC ">
+        <w:r>
+          <w:t>9</w:t>
+        </w:r>
+      </w:fldSimple>
+      <w:r>
+        <w:rPr>
+          <w:rFonts w:ascii="Calibri" w:hAnsi="Calibri"/>
+          <w:b/>
+          <w:color w:val="2B6CB0"/>
+          <w:sz w:val="18"/>
+        </w:rPr>
+        <w:t xml:space="preserve">. </w:t>
+      </w:r>
+      <w:r>
+        <w:rPr>
+          <w:rFonts w:ascii="Cambria" w:hAnsi="Cambria"/>
+          <w:i/>
+          <w:color w:val="5B6370"/>
+          <w:sz w:val="18"/>
+        </w:rPr>
+        <w:t>Bản đồ artifact trong final_test/.</w:t>
+      </w:r>
+    </w:p>
+    <w:p>
+      <w:pPr>
         <w:pStyle w:val="Heading2"/>
         <w:keepNext/>
         <w:spacing w:before="260" w:after="100"/>
@@ -6192,7 +6633,7 @@
                 <w:color w:val="22252A"/>
                 <w:sz w:val="18"/>
               </w:rPr>
-              <w:t>20 errors in 5.10s -- data/train.parquet chưa có trong bundle này (bị gitignore theo thiết kế, quá lớn để đóng gói); phải lấy riêng các phần chia parquet để chạy lại bộ test này cục bộ (Mục 11.3)</w:t>
+              <w:t>20 errors in 3.07s -- data/train.parquet chưa có trong bundle này (bị gitignore theo thiết kế, quá lớn để đóng gói); phải lấy riêng các phần chia parquet để chạy lại bộ test này cục bộ (Mục 11.3)</w:t>
             </w:r>
           </w:p>
         </w:tc>
@@ -7178,6 +7619,43 @@
     </w:p>
     <w:p>
       <w:pPr>
+        <w:spacing w:after="240"/>
+      </w:pPr>
+      <w:r>
+        <w:rPr>
+          <w:rFonts w:ascii="Calibri" w:hAnsi="Calibri"/>
+          <w:b/>
+          <w:color w:val="2B6CB0"/>
+          <w:sz w:val="18"/>
+        </w:rPr>
+        <w:t xml:space="preserve">Bảng </w:t>
+      </w:r>
+      <w:fldSimple w:instr=" SEQ Bang \* ARABIC ">
+        <w:r>
+          <w:t>10</w:t>
+        </w:r>
+      </w:fldSimple>
+      <w:r>
+        <w:rPr>
+          <w:rFonts w:ascii="Calibri" w:hAnsi="Calibri"/>
+          <w:b/>
+          <w:color w:val="2B6CB0"/>
+          <w:sz w:val="18"/>
+        </w:rPr>
+        <w:t xml:space="preserve">. </w:t>
+      </w:r>
+      <w:r>
+        <w:rPr>
+          <w:rFonts w:ascii="Cambria" w:hAnsi="Cambria"/>
+          <w:i/>
+          <w:color w:val="5B6370"/>
+          <w:sz w:val="18"/>
+        </w:rPr>
+        <w:t>Lệnh tái lập chính xác, theo đúng thứ tự chạy.</w:t>
+      </w:r>
+    </w:p>
+    <w:p>
+      <w:pPr>
         <w:spacing w:before="120" w:after="200"/>
         <w:ind w:left="200"/>
         <w:shd w:fill="F3F6FA"/>
@@ -7321,7 +7799,7 @@
                 <w:color w:val="22252A"/>
                 <w:sz w:val="18"/>
               </w:rPr>
-              <w:t>da4154b12ca9dcb465d305d1a1aaf277aa42bf9e</w:t>
+              <w:t>3950e7fed5a59e572a3f377ffb12cc6123c3cb9e</w:t>
             </w:r>
           </w:p>
         </w:tc>
@@ -7651,7 +8129,7 @@
                 <w:color w:val="22252A"/>
                 <w:sz w:val="18"/>
               </w:rPr>
-              <w:t>20 errors in 5.10s -- data/train.parquet chưa có trong bundle này (bị gitignore theo thiết kế, quá lớn để đóng gói); phải lấy riêng các phần chia parquet để chạy lại bộ test này cục bộ (Mục 11.3)</w:t>
+              <w:t>20 errors in 3.07s -- data/train.parquet chưa có trong bundle này (bị gitignore theo thiết kế, quá lớn để đóng gói); phải lấy riêng các phần chia parquet để chạy lại bộ test này cục bộ (Mục 11.3)</w:t>
             </w:r>
           </w:p>
         </w:tc>
@@ -7707,6 +8185,43 @@
       <w:pPr>
         <w:spacing w:after="200"/>
       </w:pPr>
+    </w:p>
+    <w:p>
+      <w:pPr>
+        <w:spacing w:after="240"/>
+      </w:pPr>
+      <w:r>
+        <w:rPr>
+          <w:rFonts w:ascii="Calibri" w:hAnsi="Calibri"/>
+          <w:b/>
+          <w:color w:val="2B6CB0"/>
+          <w:sz w:val="18"/>
+        </w:rPr>
+        <w:t xml:space="preserve">Bảng </w:t>
+      </w:r>
+      <w:fldSimple w:instr=" SEQ Bang \* ARABIC ">
+        <w:r>
+          <w:t>11</w:t>
+        </w:r>
+      </w:fldSimple>
+      <w:r>
+        <w:rPr>
+          <w:rFonts w:ascii="Calibri" w:hAnsi="Calibri"/>
+          <w:b/>
+          <w:color w:val="2B6CB0"/>
+          <w:sz w:val="18"/>
+        </w:rPr>
+        <w:t xml:space="preserve">. </w:t>
+      </w:r>
+      <w:r>
+        <w:rPr>
+          <w:rFonts w:ascii="Cambria" w:hAnsi="Cambria"/>
+          <w:i/>
+          <w:color w:val="5B6370"/>
+          <w:sz w:val="18"/>
+        </w:rPr>
+        <w:t>Gói khả năng tái lập (reproducibility package) đầy đủ.</w:t>
+      </w:r>
     </w:p>
     <w:p>
       <w:pPr>
